--- a/Commons/InventoryWebApp/src/main/webapp/WEB-INF/Templates/销货单.docx
+++ b/Commons/InventoryWebApp/src/main/webapp/WEB-INF/Templates/销货单.docx
@@ -1,20 +1,19 @@
 
 <file path=word/document.xml><?xml version="1.0" encoding="utf-8"?>
-<w:document xmlns:wpc="http://schemas.microsoft.com/office/word/2010/wordprocessingCanvas" xmlns:mc="http://schemas.openxmlformats.org/markup-compatibility/2006" xmlns:o="urn:schemas-microsoft-com:office:office" xmlns:r="http://schemas.openxmlformats.org/officeDocument/2006/relationships" xmlns:m="http://schemas.openxmlformats.org/officeDocument/2006/math" xmlns:v="urn:schemas-microsoft-com:vml" xmlns:wp14="http://schemas.microsoft.com/office/word/2010/wordprocessingDrawing" xmlns:wp="http://schemas.openxmlformats.org/drawingml/2006/wordprocessingDrawing" xmlns:w10="urn:schemas-microsoft-com:office:word" xmlns:w="http://schemas.openxmlformats.org/wordprocessingml/2006/main" xmlns:w14="http://schemas.microsoft.com/office/word/2010/wordml" xmlns:w15="http://schemas.microsoft.com/office/word/2012/wordml" xmlns:wpg="http://schemas.microsoft.com/office/word/2010/wordprocessingGroup" xmlns:wpi="http://schemas.microsoft.com/office/word/2010/wordprocessingInk" xmlns:wne="http://schemas.microsoft.com/office/word/2006/wordml" xmlns:wps="http://schemas.microsoft.com/office/word/2010/wordprocessingShape" mc:Ignorable="w14 w15 wp14">
+<w:document xmlns:wpc="http://schemas.microsoft.com/office/word/2010/wordprocessingCanvas" xmlns:mc="http://schemas.openxmlformats.org/markup-compatibility/2006" xmlns:o="urn:schemas-microsoft-com:office:office" xmlns:r="http://schemas.openxmlformats.org/officeDocument/2006/relationships" xmlns:m="http://schemas.openxmlformats.org/officeDocument/2006/math" xmlns:v="urn:schemas-microsoft-com:vml" xmlns:wp14="http://schemas.microsoft.com/office/word/2010/wordprocessingDrawing" xmlns:wp="http://schemas.openxmlformats.org/drawingml/2006/wordprocessingDrawing" xmlns:w="http://schemas.openxmlformats.org/wordprocessingml/2006/main" xmlns:w14="http://schemas.microsoft.com/office/word/2010/wordml" xmlns:w10="urn:schemas-microsoft-com:office:word" xmlns:w15="http://schemas.microsoft.com/office/word/2012/wordml" xmlns:wpg="http://schemas.microsoft.com/office/word/2010/wordprocessingGroup" xmlns:wpi="http://schemas.microsoft.com/office/word/2010/wordprocessingInk" xmlns:wne="http://schemas.microsoft.com/office/word/2006/wordml" xmlns:wps="http://schemas.microsoft.com/office/word/2010/wordprocessingShape" xmlns:wpsCustomData="http://www.wps.cn/officeDocument/2013/wpsCustomData" mc:Ignorable="w14 w15 wp14">
   <w:body>
     <w:p>
       <w:pPr>
         <w:jc w:val="center"/>
       </w:pPr>
+      <w:bookmarkStart w:id="0" w:name="_GoBack"/>
+      <w:bookmarkEnd w:id="0"/>
     </w:p>
     <w:p>
       <w:pPr>
         <w:jc w:val="center"/>
       </w:pPr>
       <w:r>
-        <w:rPr>
-          <w:noProof/>
-        </w:rPr>
         <w:drawing>
           <wp:anchor distT="0" distB="0" distL="114300" distR="114300" simplePos="0" relativeHeight="251659264" behindDoc="1" locked="0" layoutInCell="1" allowOverlap="1">
             <wp:simplePos x="0" y="0"/>
@@ -27,7 +26,7 @@
             <wp:extent cx="922020" cy="345440"/>
             <wp:effectExtent l="0" t="0" r="11430" b="16510"/>
             <wp:wrapTight wrapText="bothSides">
-              <wp:wrapPolygon edited="0">
+              <wp:wrapPolygon>
                 <wp:start x="0" y="0"/>
                 <wp:lineTo x="0" y="20250"/>
                 <wp:lineTo x="20975" y="20250"/>
@@ -75,7 +74,6 @@
         </w:rPr>
         <w:t xml:space="preserve">         </w:t>
       </w:r>
-      <w:proofErr w:type="gramStart"/>
       <w:r>
         <w:rPr>
           <w:rFonts w:hint="eastAsia"/>
@@ -84,18 +82,7 @@
           <w:sz w:val="28"/>
           <w:szCs w:val="28"/>
         </w:rPr>
-        <w:t>中颂建筑</w:t>
-      </w:r>
-      <w:proofErr w:type="gramEnd"/>
-      <w:r>
-        <w:rPr>
-          <w:rFonts w:hint="eastAsia"/>
-          <w:b/>
-          <w:bCs/>
-          <w:sz w:val="28"/>
-          <w:szCs w:val="28"/>
-        </w:rPr>
-        <w:t>智能化（上海）有限公司销货单</w:t>
+        <w:t>中颂建筑智能化（上海）有限公司销货单</w:t>
       </w:r>
     </w:p>
     <w:p>
@@ -105,23 +92,46 @@
     </w:p>
     <w:tbl>
       <w:tblPr>
-        <w:tblStyle w:val="a3"/>
+        <w:tblStyle w:val="3"/>
         <w:tblW w:w="0" w:type="auto"/>
+        <w:tblInd w:w="0" w:type="dxa"/>
         <w:tblBorders>
-          <w:top w:val="none" w:sz="0" w:space="0" w:color="auto"/>
-          <w:left w:val="none" w:sz="0" w:space="0" w:color="auto"/>
-          <w:bottom w:val="none" w:sz="0" w:space="0" w:color="auto"/>
-          <w:right w:val="none" w:sz="0" w:space="0" w:color="auto"/>
-          <w:insideH w:val="none" w:sz="0" w:space="0" w:color="auto"/>
-          <w:insideV w:val="none" w:sz="0" w:space="0" w:color="auto"/>
+          <w:top w:val="none" w:color="auto" w:sz="0" w:space="0"/>
+          <w:left w:val="none" w:color="auto" w:sz="0" w:space="0"/>
+          <w:bottom w:val="none" w:color="auto" w:sz="0" w:space="0"/>
+          <w:right w:val="none" w:color="auto" w:sz="0" w:space="0"/>
+          <w:insideH w:val="none" w:color="auto" w:sz="0" w:space="0"/>
+          <w:insideV w:val="none" w:color="auto" w:sz="0" w:space="0"/>
         </w:tblBorders>
-        <w:tblLook w:val="04A0" w:firstRow="1" w:lastRow="0" w:firstColumn="1" w:lastColumn="0" w:noHBand="0" w:noVBand="1"/>
+        <w:tblLayout w:type="autofit"/>
+        <w:tblCellMar>
+          <w:top w:w="0" w:type="dxa"/>
+          <w:left w:w="108" w:type="dxa"/>
+          <w:bottom w:w="0" w:type="dxa"/>
+          <w:right w:w="108" w:type="dxa"/>
+        </w:tblCellMar>
       </w:tblPr>
       <w:tblGrid>
         <w:gridCol w:w="4261"/>
         <w:gridCol w:w="4261"/>
       </w:tblGrid>
       <w:tr>
+        <w:tblPrEx>
+          <w:tblBorders>
+            <w:top w:val="none" w:color="auto" w:sz="0" w:space="0"/>
+            <w:left w:val="none" w:color="auto" w:sz="0" w:space="0"/>
+            <w:bottom w:val="none" w:color="auto" w:sz="0" w:space="0"/>
+            <w:right w:val="none" w:color="auto" w:sz="0" w:space="0"/>
+            <w:insideH w:val="none" w:color="auto" w:sz="0" w:space="0"/>
+            <w:insideV w:val="none" w:color="auto" w:sz="0" w:space="0"/>
+          </w:tblBorders>
+          <w:tblCellMar>
+            <w:top w:w="0" w:type="dxa"/>
+            <w:left w:w="108" w:type="dxa"/>
+            <w:bottom w:w="0" w:type="dxa"/>
+            <w:right w:w="108" w:type="dxa"/>
+          </w:tblCellMar>
+        </w:tblPrEx>
         <w:tc>
           <w:tcPr>
             <w:tcW w:w="4261" w:type="dxa"/>
@@ -146,14 +156,7 @@
                 <w:rFonts w:hint="eastAsia"/>
                 <w:color w:val="000000"/>
               </w:rPr>
-              <w:t>客户名称：</w:t>
-            </w:r>
-            <w:r>
-              <w:rPr>
-                <w:rFonts w:hint="eastAsia"/>
-                <w:color w:val="000000"/>
-              </w:rPr>
-              <w:t>{{customer}}</w:t>
+              <w:t>客户名称：{{customer}}</w:t>
             </w:r>
           </w:p>
         </w:tc>
@@ -178,35 +181,28 @@
                 <w:rFonts w:hint="eastAsia"/>
                 <w:color w:val="000000"/>
               </w:rPr>
-              <w:t>项目负责人：</w:t>
-            </w:r>
-            <w:r>
-              <w:rPr>
-                <w:rFonts w:hint="eastAsia"/>
-                <w:color w:val="000000"/>
-              </w:rPr>
-              <w:t>{{</w:t>
-            </w:r>
-            <w:proofErr w:type="spellStart"/>
-            <w:r>
-              <w:rPr>
-                <w:rFonts w:hint="eastAsia"/>
-                <w:color w:val="000000"/>
-              </w:rPr>
-              <w:t>personInCharge</w:t>
-            </w:r>
-            <w:proofErr w:type="spellEnd"/>
-            <w:r>
-              <w:rPr>
-                <w:rFonts w:hint="eastAsia"/>
-                <w:color w:val="000000"/>
-              </w:rPr>
-              <w:t>}}</w:t>
+              <w:t>项目负责人：{{personInCharge}}</w:t>
             </w:r>
           </w:p>
         </w:tc>
       </w:tr>
       <w:tr>
+        <w:tblPrEx>
+          <w:tblBorders>
+            <w:top w:val="none" w:color="auto" w:sz="0" w:space="0"/>
+            <w:left w:val="none" w:color="auto" w:sz="0" w:space="0"/>
+            <w:bottom w:val="none" w:color="auto" w:sz="0" w:space="0"/>
+            <w:right w:val="none" w:color="auto" w:sz="0" w:space="0"/>
+            <w:insideH w:val="none" w:color="auto" w:sz="0" w:space="0"/>
+            <w:insideV w:val="none" w:color="auto" w:sz="0" w:space="0"/>
+          </w:tblBorders>
+          <w:tblCellMar>
+            <w:top w:w="0" w:type="dxa"/>
+            <w:left w:w="108" w:type="dxa"/>
+            <w:bottom w:w="0" w:type="dxa"/>
+            <w:right w:w="108" w:type="dxa"/>
+          </w:tblCellMar>
+        </w:tblPrEx>
         <w:tc>
           <w:tcPr>
             <w:tcW w:w="4261" w:type="dxa"/>
@@ -227,30 +223,7 @@
                 <w:rFonts w:hint="eastAsia"/>
                 <w:color w:val="000000"/>
               </w:rPr>
-              <w:t>单据日期：</w:t>
-            </w:r>
-            <w:r>
-              <w:rPr>
-                <w:rFonts w:hint="eastAsia"/>
-                <w:color w:val="000000"/>
-              </w:rPr>
-              <w:t>{{</w:t>
-            </w:r>
-            <w:proofErr w:type="spellStart"/>
-            <w:r>
-              <w:rPr>
-                <w:rFonts w:hint="eastAsia"/>
-                <w:color w:val="000000"/>
-              </w:rPr>
-              <w:t>createDate</w:t>
-            </w:r>
-            <w:proofErr w:type="spellEnd"/>
-            <w:r>
-              <w:rPr>
-                <w:rFonts w:hint="eastAsia"/>
-                <w:color w:val="000000"/>
-              </w:rPr>
-              <w:t>}}</w:t>
+              <w:t>单据日期：{{createDate}}</w:t>
             </w:r>
           </w:p>
         </w:tc>
@@ -266,57 +239,39 @@
           <w:p>
             <w:pPr>
               <w:rPr>
+                <w:rFonts w:hint="default" w:eastAsiaTheme="minorEastAsia"/>
                 <w:color w:val="000000"/>
+                <w:lang w:val="en-US" w:eastAsia="zh-CN"/>
               </w:rPr>
             </w:pPr>
             <w:r>
               <w:rPr>
                 <w:rFonts w:hint="eastAsia"/>
                 <w:color w:val="000000"/>
-              </w:rPr>
-              <w:t>单据编号</w:t>
-            </w:r>
-            <w:r>
-              <w:rPr>
-                <w:rFonts w:hint="eastAsia"/>
-                <w:color w:val="000000"/>
-              </w:rPr>
-              <w:t xml:space="preserve">  </w:t>
-            </w:r>
-            <w:r>
-              <w:rPr>
-                <w:rFonts w:hint="eastAsia"/>
-                <w:color w:val="000000"/>
-              </w:rPr>
-              <w:t>：</w:t>
-            </w:r>
-            <w:r>
-              <w:rPr>
-                <w:rFonts w:hint="eastAsia"/>
-                <w:color w:val="000000"/>
-              </w:rPr>
-              <w:t>{{</w:t>
-            </w:r>
-            <w:proofErr w:type="spellStart"/>
-            <w:r>
-              <w:rPr>
-                <w:rFonts w:hint="eastAsia"/>
-                <w:color w:val="000000"/>
-              </w:rPr>
-              <w:t>outboundOrder</w:t>
-            </w:r>
-            <w:proofErr w:type="spellEnd"/>
-            <w:r>
-              <w:rPr>
-                <w:rFonts w:hint="eastAsia"/>
-                <w:color w:val="000000"/>
-              </w:rPr>
-              <w:t>}}</w:t>
+                <w:lang w:val="en-US" w:eastAsia="zh-CN"/>
+              </w:rPr>
+              <w:t>领料人：{{accepter}}}</w:t>
             </w:r>
           </w:p>
         </w:tc>
       </w:tr>
       <w:tr>
+        <w:tblPrEx>
+          <w:tblBorders>
+            <w:top w:val="none" w:color="auto" w:sz="0" w:space="0"/>
+            <w:left w:val="none" w:color="auto" w:sz="0" w:space="0"/>
+            <w:bottom w:val="none" w:color="auto" w:sz="0" w:space="0"/>
+            <w:right w:val="none" w:color="auto" w:sz="0" w:space="0"/>
+            <w:insideH w:val="none" w:color="auto" w:sz="0" w:space="0"/>
+            <w:insideV w:val="none" w:color="auto" w:sz="0" w:space="0"/>
+          </w:tblBorders>
+          <w:tblCellMar>
+            <w:top w:w="0" w:type="dxa"/>
+            <w:left w:w="108" w:type="dxa"/>
+            <w:bottom w:w="0" w:type="dxa"/>
+            <w:right w:w="108" w:type="dxa"/>
+          </w:tblCellMar>
+        </w:tblPrEx>
         <w:tc>
           <w:tcPr>
             <w:tcW w:w="4261" w:type="dxa"/>
@@ -338,30 +293,7 @@
                 <w:rFonts w:hint="eastAsia"/>
                 <w:color w:val="000000"/>
               </w:rPr>
-              <w:t>项目名称：</w:t>
-            </w:r>
-            <w:r>
-              <w:rPr>
-                <w:rFonts w:hint="eastAsia"/>
-                <w:color w:val="000000"/>
-              </w:rPr>
-              <w:t>{{</w:t>
-            </w:r>
-            <w:proofErr w:type="spellStart"/>
-            <w:r>
-              <w:rPr>
-                <w:rFonts w:hint="eastAsia"/>
-                <w:color w:val="000000"/>
-              </w:rPr>
-              <w:t>projectName</w:t>
-            </w:r>
-            <w:proofErr w:type="spellEnd"/>
-            <w:r>
-              <w:rPr>
-                <w:rFonts w:hint="eastAsia"/>
-                <w:color w:val="000000"/>
-              </w:rPr>
-              <w:t>}}</w:t>
+              <w:t>项目名称：{{projectName}}</w:t>
             </w:r>
           </w:p>
         </w:tc>
@@ -384,49 +316,6 @@
           </w:p>
         </w:tc>
       </w:tr>
-      <w:tr>
-        <w:tc>
-          <w:tcPr>
-            <w:tcW w:w="8522" w:type="dxa"/>
-            <w:gridSpan w:val="2"/>
-            <w:tcBorders>
-              <w:tl2br w:val="nil"/>
-              <w:tr2bl w:val="nil"/>
-            </w:tcBorders>
-            <w:shd w:val="clear" w:color="auto" w:fill="FFFFFF"/>
-          </w:tcPr>
-          <w:p>
-            <w:pPr>
-              <w:jc w:val="left"/>
-              <w:rPr>
-                <w:color w:val="000000"/>
-              </w:rPr>
-            </w:pPr>
-            <w:r>
-              <w:rPr>
-                <w:rFonts w:hint="eastAsia"/>
-                <w:color w:val="000000"/>
-              </w:rPr>
-              <w:t>备注：</w:t>
-            </w:r>
-            <w:r>
-              <w:rPr>
-                <w:rFonts w:hint="eastAsia"/>
-                <w:color w:val="000000"/>
-              </w:rPr>
-              <w:t>{{description}}</w:t>
-            </w:r>
-          </w:p>
-          <w:p>
-            <w:pPr>
-              <w:jc w:val="center"/>
-              <w:rPr>
-                <w:color w:val="000000"/>
-              </w:rPr>
-            </w:pPr>
-          </w:p>
-        </w:tc>
-      </w:tr>
     </w:tbl>
     <w:p>
       <w:pPr>
@@ -461,14 +350,34 @@
           <w:rFonts w:hint="eastAsia"/>
         </w:rPr>
         <w:tab/>
+      </w:r>
+      <w:r>
+        <w:rPr>
+          <w:rFonts w:hint="eastAsia"/>
+        </w:rPr>
         <w:t xml:space="preserve"> </w:t>
       </w:r>
     </w:p>
     <w:tbl>
       <w:tblPr>
-        <w:tblStyle w:val="a3"/>
+        <w:tblStyle w:val="3"/>
         <w:tblW w:w="0" w:type="auto"/>
-        <w:tblLook w:val="04A0" w:firstRow="1" w:lastRow="0" w:firstColumn="1" w:lastColumn="0" w:noHBand="0" w:noVBand="1"/>
+        <w:tblInd w:w="0" w:type="dxa"/>
+        <w:tblBorders>
+          <w:top w:val="single" w:color="auto" w:sz="4" w:space="0"/>
+          <w:left w:val="single" w:color="auto" w:sz="4" w:space="0"/>
+          <w:bottom w:val="single" w:color="auto" w:sz="4" w:space="0"/>
+          <w:right w:val="single" w:color="auto" w:sz="4" w:space="0"/>
+          <w:insideH w:val="single" w:color="auto" w:sz="4" w:space="0"/>
+          <w:insideV w:val="single" w:color="auto" w:sz="4" w:space="0"/>
+        </w:tblBorders>
+        <w:tblLayout w:type="autofit"/>
+        <w:tblCellMar>
+          <w:top w:w="0" w:type="dxa"/>
+          <w:left w:w="108" w:type="dxa"/>
+          <w:bottom w:w="0" w:type="dxa"/>
+          <w:right w:w="108" w:type="dxa"/>
+        </w:tblCellMar>
       </w:tblPr>
       <w:tblGrid>
         <w:gridCol w:w="1704"/>
@@ -478,6 +387,22 @@
         <w:gridCol w:w="1705"/>
       </w:tblGrid>
       <w:tr>
+        <w:tblPrEx>
+          <w:tblBorders>
+            <w:top w:val="single" w:color="auto" w:sz="4" w:space="0"/>
+            <w:left w:val="single" w:color="auto" w:sz="4" w:space="0"/>
+            <w:bottom w:val="single" w:color="auto" w:sz="4" w:space="0"/>
+            <w:right w:val="single" w:color="auto" w:sz="4" w:space="0"/>
+            <w:insideH w:val="single" w:color="auto" w:sz="4" w:space="0"/>
+            <w:insideV w:val="single" w:color="auto" w:sz="4" w:space="0"/>
+          </w:tblBorders>
+          <w:tblCellMar>
+            <w:top w:w="0" w:type="dxa"/>
+            <w:left w:w="108" w:type="dxa"/>
+            <w:bottom w:w="0" w:type="dxa"/>
+            <w:right w:w="108" w:type="dxa"/>
+          </w:tblCellMar>
+        </w:tblPrEx>
         <w:tc>
           <w:tcPr>
             <w:tcW w:w="1704" w:type="dxa"/>
@@ -560,6 +485,22 @@
         </w:tc>
       </w:tr>
       <w:tr>
+        <w:tblPrEx>
+          <w:tblBorders>
+            <w:top w:val="single" w:color="auto" w:sz="4" w:space="0"/>
+            <w:left w:val="single" w:color="auto" w:sz="4" w:space="0"/>
+            <w:bottom w:val="single" w:color="auto" w:sz="4" w:space="0"/>
+            <w:right w:val="single" w:color="auto" w:sz="4" w:space="0"/>
+            <w:insideH w:val="single" w:color="auto" w:sz="4" w:space="0"/>
+            <w:insideV w:val="single" w:color="auto" w:sz="4" w:space="0"/>
+          </w:tblBorders>
+          <w:tblCellMar>
+            <w:top w:w="0" w:type="dxa"/>
+            <w:left w:w="108" w:type="dxa"/>
+            <w:bottom w:w="0" w:type="dxa"/>
+            <w:right w:w="108" w:type="dxa"/>
+          </w:tblCellMar>
+        </w:tblPrEx>
         <w:tc>
           <w:tcPr>
             <w:tcW w:w="1704" w:type="dxa"/>
@@ -572,21 +513,7 @@
               <w:rPr>
                 <w:rFonts w:hint="eastAsia"/>
               </w:rPr>
-              <w:t>{{$</w:t>
-            </w:r>
-            <w:proofErr w:type="spellStart"/>
-            <w:r>
-              <w:rPr>
-                <w:rFonts w:hint="eastAsia"/>
-              </w:rPr>
-              <w:t>fe:stocks</w:t>
-            </w:r>
-            <w:proofErr w:type="spellEnd"/>
-            <w:r>
-              <w:rPr>
-                <w:rFonts w:hint="eastAsia"/>
-              </w:rPr>
-              <w:t xml:space="preserve"> t.id</w:t>
+              <w:t>{{$fe:stocks t.id</w:t>
             </w:r>
           </w:p>
         </w:tc>
@@ -614,14 +541,12 @@
             <w:pPr>
               <w:jc w:val="left"/>
             </w:pPr>
-            <w:proofErr w:type="spellStart"/>
             <w:r>
               <w:rPr>
                 <w:rFonts w:hint="eastAsia"/>
               </w:rPr>
               <w:t>t.model</w:t>
             </w:r>
-            <w:proofErr w:type="spellEnd"/>
           </w:p>
         </w:tc>
         <w:tc>
@@ -632,14 +557,12 @@
             <w:pPr>
               <w:jc w:val="left"/>
             </w:pPr>
-            <w:proofErr w:type="spellStart"/>
             <w:r>
               <w:rPr>
                 <w:rFonts w:hint="eastAsia"/>
               </w:rPr>
               <w:t>t.unitName</w:t>
             </w:r>
-            <w:proofErr w:type="spellEnd"/>
           </w:p>
         </w:tc>
         <w:tc>
@@ -650,24 +573,32 @@
             <w:pPr>
               <w:jc w:val="left"/>
             </w:pPr>
-            <w:proofErr w:type="spellStart"/>
-            <w:r>
-              <w:rPr>
-                <w:rFonts w:hint="eastAsia"/>
-              </w:rPr>
-              <w:t>t.num</w:t>
-            </w:r>
-            <w:proofErr w:type="spellEnd"/>
-            <w:r>
-              <w:rPr>
-                <w:rFonts w:hint="eastAsia"/>
-              </w:rPr>
-              <w:t>}}</w:t>
+            <w:r>
+              <w:rPr>
+                <w:rFonts w:hint="eastAsia"/>
+              </w:rPr>
+              <w:t>t.num}}</w:t>
             </w:r>
           </w:p>
         </w:tc>
       </w:tr>
       <w:tr>
+        <w:tblPrEx>
+          <w:tblBorders>
+            <w:top w:val="single" w:color="auto" w:sz="4" w:space="0"/>
+            <w:left w:val="single" w:color="auto" w:sz="4" w:space="0"/>
+            <w:bottom w:val="single" w:color="auto" w:sz="4" w:space="0"/>
+            <w:right w:val="single" w:color="auto" w:sz="4" w:space="0"/>
+            <w:insideH w:val="single" w:color="auto" w:sz="4" w:space="0"/>
+            <w:insideV w:val="single" w:color="auto" w:sz="4" w:space="0"/>
+          </w:tblBorders>
+          <w:tblCellMar>
+            <w:top w:w="0" w:type="dxa"/>
+            <w:left w:w="108" w:type="dxa"/>
+            <w:bottom w:w="0" w:type="dxa"/>
+            <w:right w:w="108" w:type="dxa"/>
+          </w:tblCellMar>
+        </w:tblPrEx>
         <w:tc>
           <w:tcPr>
             <w:tcW w:w="6817" w:type="dxa"/>
@@ -697,21 +628,7 @@
               <w:rPr>
                 <w:rFonts w:hint="eastAsia"/>
               </w:rPr>
-              <w:t>{{</w:t>
-            </w:r>
-            <w:proofErr w:type="spellStart"/>
-            <w:r>
-              <w:rPr>
-                <w:rFonts w:hint="eastAsia"/>
-              </w:rPr>
-              <w:t>allnum</w:t>
-            </w:r>
-            <w:proofErr w:type="spellEnd"/>
-            <w:r>
-              <w:rPr>
-                <w:rFonts w:hint="eastAsia"/>
-              </w:rPr>
-              <w:t>}}</w:t>
+              <w:t>{{allnum}}</w:t>
             </w:r>
           </w:p>
         </w:tc>
@@ -724,9 +641,24 @@
     </w:p>
     <w:tbl>
       <w:tblPr>
-        <w:tblStyle w:val="a3"/>
+        <w:tblStyle w:val="3"/>
         <w:tblW w:w="0" w:type="auto"/>
-        <w:tblLook w:val="04A0" w:firstRow="1" w:lastRow="0" w:firstColumn="1" w:lastColumn="0" w:noHBand="0" w:noVBand="1"/>
+        <w:tblInd w:w="0" w:type="dxa"/>
+        <w:tblBorders>
+          <w:top w:val="single" w:color="auto" w:sz="4" w:space="0"/>
+          <w:left w:val="single" w:color="auto" w:sz="4" w:space="0"/>
+          <w:bottom w:val="single" w:color="auto" w:sz="4" w:space="0"/>
+          <w:right w:val="single" w:color="auto" w:sz="4" w:space="0"/>
+          <w:insideH w:val="single" w:color="auto" w:sz="4" w:space="0"/>
+          <w:insideV w:val="single" w:color="auto" w:sz="4" w:space="0"/>
+        </w:tblBorders>
+        <w:tblLayout w:type="autofit"/>
+        <w:tblCellMar>
+          <w:top w:w="0" w:type="dxa"/>
+          <w:left w:w="108" w:type="dxa"/>
+          <w:bottom w:w="0" w:type="dxa"/>
+          <w:right w:w="108" w:type="dxa"/>
+        </w:tblCellMar>
       </w:tblPr>
       <w:tblGrid>
         <w:gridCol w:w="983"/>
@@ -735,6 +667,22 @@
         <w:gridCol w:w="2933"/>
       </w:tblGrid>
       <w:tr>
+        <w:tblPrEx>
+          <w:tblBorders>
+            <w:top w:val="single" w:color="auto" w:sz="4" w:space="0"/>
+            <w:left w:val="single" w:color="auto" w:sz="4" w:space="0"/>
+            <w:bottom w:val="single" w:color="auto" w:sz="4" w:space="0"/>
+            <w:right w:val="single" w:color="auto" w:sz="4" w:space="0"/>
+            <w:insideH w:val="single" w:color="auto" w:sz="4" w:space="0"/>
+            <w:insideV w:val="single" w:color="auto" w:sz="4" w:space="0"/>
+          </w:tblBorders>
+          <w:tblCellMar>
+            <w:top w:w="0" w:type="dxa"/>
+            <w:left w:w="108" w:type="dxa"/>
+            <w:bottom w:w="0" w:type="dxa"/>
+            <w:right w:w="108" w:type="dxa"/>
+          </w:tblCellMar>
+        </w:tblPrEx>
         <w:tc>
           <w:tcPr>
             <w:tcW w:w="983" w:type="dxa"/>
@@ -753,19 +701,7 @@
               <w:rPr>
                 <w:rFonts w:hint="eastAsia"/>
               </w:rPr>
-              <w:t>签字</w:t>
-            </w:r>
-            <w:r>
-              <w:rPr>
-                <w:rFonts w:hint="eastAsia"/>
-              </w:rPr>
-              <w:t>人</w:t>
-            </w:r>
-            <w:r>
-              <w:rPr>
-                <w:rFonts w:hint="eastAsia"/>
-              </w:rPr>
-              <w:t>:</w:t>
+              <w:t>签字人:</w:t>
             </w:r>
           </w:p>
         </w:tc>
@@ -850,15 +786,46 @@
     </w:p>
     <w:tbl>
       <w:tblPr>
-        <w:tblStyle w:val="a3"/>
+        <w:tblStyle w:val="3"/>
         <w:tblW w:w="0" w:type="auto"/>
-        <w:tblLook w:val="04A0" w:firstRow="1" w:lastRow="0" w:firstColumn="1" w:lastColumn="0" w:noHBand="0" w:noVBand="1"/>
+        <w:tblInd w:w="0" w:type="dxa"/>
+        <w:tblBorders>
+          <w:top w:val="single" w:color="auto" w:sz="4" w:space="0"/>
+          <w:left w:val="single" w:color="auto" w:sz="4" w:space="0"/>
+          <w:bottom w:val="single" w:color="auto" w:sz="4" w:space="0"/>
+          <w:right w:val="single" w:color="auto" w:sz="4" w:space="0"/>
+          <w:insideH w:val="single" w:color="auto" w:sz="4" w:space="0"/>
+          <w:insideV w:val="single" w:color="auto" w:sz="4" w:space="0"/>
+        </w:tblBorders>
+        <w:tblLayout w:type="autofit"/>
+        <w:tblCellMar>
+          <w:top w:w="0" w:type="dxa"/>
+          <w:left w:w="108" w:type="dxa"/>
+          <w:bottom w:w="0" w:type="dxa"/>
+          <w:right w:w="108" w:type="dxa"/>
+        </w:tblCellMar>
       </w:tblPr>
       <w:tblGrid>
         <w:gridCol w:w="983"/>
         <w:gridCol w:w="3277"/>
       </w:tblGrid>
       <w:tr>
+        <w:tblPrEx>
+          <w:tblBorders>
+            <w:top w:val="single" w:color="auto" w:sz="4" w:space="0"/>
+            <w:left w:val="single" w:color="auto" w:sz="4" w:space="0"/>
+            <w:bottom w:val="single" w:color="auto" w:sz="4" w:space="0"/>
+            <w:right w:val="single" w:color="auto" w:sz="4" w:space="0"/>
+            <w:insideH w:val="single" w:color="auto" w:sz="4" w:space="0"/>
+            <w:insideV w:val="single" w:color="auto" w:sz="4" w:space="0"/>
+          </w:tblBorders>
+          <w:tblCellMar>
+            <w:top w:w="0" w:type="dxa"/>
+            <w:left w:w="108" w:type="dxa"/>
+            <w:bottom w:w="0" w:type="dxa"/>
+            <w:right w:w="108" w:type="dxa"/>
+          </w:tblCellMar>
+        </w:tblPrEx>
         <w:tc>
           <w:tcPr>
             <w:tcW w:w="983" w:type="dxa"/>
@@ -877,13 +844,7 @@
               <w:rPr>
                 <w:rFonts w:hint="eastAsia"/>
               </w:rPr>
-              <w:t>签字人</w:t>
-            </w:r>
-            <w:r>
-              <w:rPr>
-                <w:rFonts w:hint="eastAsia"/>
-              </w:rPr>
-              <w:t>:</w:t>
+              <w:t>签字人:</w:t>
             </w:r>
           </w:p>
         </w:tc>
@@ -905,14 +866,7 @@
               <w:rPr>
                 <w:rFonts w:hint="eastAsia"/>
               </w:rPr>
-              <w:t>{{</w:t>
-            </w:r>
-            <w:proofErr w:type="spellStart"/>
-            <w:r>
-              <w:rPr>
-                <w:rFonts w:hint="eastAsia"/>
-              </w:rPr>
-              <w:t>o</w:t>
+              <w:t>{{o</w:t>
             </w:r>
             <w:r>
               <w:t>ther</w:t>
@@ -921,14 +875,7 @@
               <w:rPr>
                 <w:rFonts w:hint="eastAsia"/>
               </w:rPr>
-              <w:t>image</w:t>
-            </w:r>
-            <w:proofErr w:type="spellEnd"/>
-            <w:r>
-              <w:rPr>
-                <w:rFonts w:hint="eastAsia"/>
-              </w:rPr>
-              <w:t>}}</w:t>
+              <w:t>image}}</w:t>
             </w:r>
             <w:r>
               <w:rPr>
@@ -986,8 +933,6 @@
         </w:rPr>
         <w:tab/>
       </w:r>
-      <w:bookmarkStart w:id="0" w:name="_GoBack"/>
-      <w:bookmarkEnd w:id="0"/>
       <w:r>
         <w:rPr>
           <w:rFonts w:hint="eastAsia"/>
@@ -1010,334 +955,301 @@
     <w:sectPr>
       <w:pgSz w:w="11906" w:h="16838"/>
       <w:pgMar w:top="1440" w:right="1800" w:bottom="1440" w:left="1800" w:header="851" w:footer="992" w:gutter="0"/>
-      <w:cols w:space="425"/>
-      <w:docGrid w:type="lines" w:linePitch="312"/>
+      <w:cols w:space="425" w:num="1"/>
+      <w:docGrid w:type="lines" w:linePitch="312" w:charSpace="0"/>
     </w:sectPr>
   </w:body>
 </w:document>
 </file>
 
 <file path=word/styles.xml><?xml version="1.0" encoding="utf-8"?>
-<w:styles xmlns:mc="http://schemas.openxmlformats.org/markup-compatibility/2006" xmlns:r="http://schemas.openxmlformats.org/officeDocument/2006/relationships" xmlns:w="http://schemas.openxmlformats.org/wordprocessingml/2006/main" xmlns:w14="http://schemas.microsoft.com/office/word/2010/wordml" xmlns:w15="http://schemas.microsoft.com/office/word/2012/wordml" mc:Ignorable="w14 w15">
+<w:styles xmlns:mc="http://schemas.openxmlformats.org/markup-compatibility/2006" xmlns:o="urn:schemas-microsoft-com:office:office" xmlns:r="http://schemas.openxmlformats.org/officeDocument/2006/relationships" xmlns:m="http://schemas.openxmlformats.org/officeDocument/2006/math" xmlns:v="urn:schemas-microsoft-com:vml" xmlns:w="http://schemas.openxmlformats.org/wordprocessingml/2006/main" xmlns:w14="http://schemas.microsoft.com/office/word/2010/wordml" xmlns:w10="urn:schemas-microsoft-com:office:word" xmlns:sl="http://schemas.openxmlformats.org/schemaLibrary/2006/main" xmlns:wpsCustomData="http://www.wps.cn/officeDocument/2013/wpsCustomData" mc:Ignorable="w14">
   <w:docDefaults>
     <w:rPrDefault>
       <w:rPr>
-        <w:rFonts w:asciiTheme="minorHAnsi" w:eastAsiaTheme="minorEastAsia" w:hAnsiTheme="minorHAnsi" w:cstheme="minorBidi"/>
-        <w:lang w:val="en-US" w:eastAsia="zh-CN" w:bidi="ar-SA"/>
+        <w:rFonts w:asciiTheme="minorHAnsi" w:hAnsiTheme="minorHAnsi" w:eastAsiaTheme="minorEastAsia" w:cstheme="minorBidi"/>
       </w:rPr>
     </w:rPrDefault>
     <w:pPrDefault/>
   </w:docDefaults>
-  <w:latentStyles w:defLockedState="0" w:defUIPriority="0" w:defSemiHidden="0" w:defUnhideWhenUsed="0" w:defQFormat="0" w:count="371">
-    <w:lsdException w:name="Normal" w:qFormat="1"/>
-    <w:lsdException w:name="heading 1" w:qFormat="1"/>
-    <w:lsdException w:name="heading 2" w:semiHidden="1" w:unhideWhenUsed="1" w:qFormat="1"/>
-    <w:lsdException w:name="heading 3" w:semiHidden="1" w:unhideWhenUsed="1" w:qFormat="1"/>
-    <w:lsdException w:name="heading 4" w:semiHidden="1" w:unhideWhenUsed="1" w:qFormat="1"/>
-    <w:lsdException w:name="heading 5" w:semiHidden="1" w:unhideWhenUsed="1" w:qFormat="1"/>
-    <w:lsdException w:name="heading 6" w:semiHidden="1" w:unhideWhenUsed="1" w:qFormat="1"/>
-    <w:lsdException w:name="heading 7" w:semiHidden="1" w:unhideWhenUsed="1" w:qFormat="1"/>
-    <w:lsdException w:name="heading 8" w:semiHidden="1" w:unhideWhenUsed="1" w:qFormat="1"/>
-    <w:lsdException w:name="heading 9" w:semiHidden="1" w:unhideWhenUsed="1" w:qFormat="1"/>
-    <w:lsdException w:name="caption" w:semiHidden="1" w:unhideWhenUsed="1" w:qFormat="1"/>
-    <w:lsdException w:name="Title" w:qFormat="1"/>
-    <w:lsdException w:name="Default Paragraph Font" w:semiHidden="1"/>
-    <w:lsdException w:name="Subtitle" w:qFormat="1"/>
-    <w:lsdException w:name="Strong" w:qFormat="1"/>
-    <w:lsdException w:name="Emphasis" w:qFormat="1"/>
-    <w:lsdException w:name="HTML Top of Form" w:semiHidden="1" w:uiPriority="99" w:unhideWhenUsed="1"/>
-    <w:lsdException w:name="HTML Bottom of Form" w:semiHidden="1" w:uiPriority="99" w:unhideWhenUsed="1"/>
-    <w:lsdException w:name="Normal Table" w:semiHidden="1" w:unhideWhenUsed="1" w:qFormat="1"/>
-    <w:lsdException w:name="No List" w:semiHidden="1" w:uiPriority="99" w:unhideWhenUsed="1"/>
-    <w:lsdException w:name="Outline List 1" w:semiHidden="1" w:uiPriority="99" w:unhideWhenUsed="1"/>
-    <w:lsdException w:name="Outline List 2" w:semiHidden="1" w:uiPriority="99" w:unhideWhenUsed="1"/>
-    <w:lsdException w:name="Outline List 3" w:semiHidden="1" w:uiPriority="99" w:unhideWhenUsed="1"/>
-    <w:lsdException w:name="Table Simple 1" w:semiHidden="1" w:unhideWhenUsed="1"/>
-    <w:lsdException w:name="Table Simple 2" w:semiHidden="1" w:unhideWhenUsed="1"/>
-    <w:lsdException w:name="Table Simple 3" w:semiHidden="1" w:unhideWhenUsed="1"/>
-    <w:lsdException w:name="Table Classic 1" w:semiHidden="1" w:unhideWhenUsed="1"/>
-    <w:lsdException w:name="Table Classic 2" w:semiHidden="1" w:unhideWhenUsed="1"/>
-    <w:lsdException w:name="Table Classic 3" w:semiHidden="1" w:unhideWhenUsed="1"/>
-    <w:lsdException w:name="Table Classic 4" w:semiHidden="1" w:unhideWhenUsed="1"/>
-    <w:lsdException w:name="Table Colorful 1" w:semiHidden="1" w:unhideWhenUsed="1"/>
-    <w:lsdException w:name="Table Colorful 2" w:semiHidden="1" w:unhideWhenUsed="1"/>
-    <w:lsdException w:name="Table Colorful 3" w:semiHidden="1" w:unhideWhenUsed="1"/>
-    <w:lsdException w:name="Table Columns 1" w:semiHidden="1" w:unhideWhenUsed="1"/>
-    <w:lsdException w:name="Table Columns 2" w:semiHidden="1" w:unhideWhenUsed="1"/>
-    <w:lsdException w:name="Table Columns 3" w:semiHidden="1" w:unhideWhenUsed="1"/>
-    <w:lsdException w:name="Table Columns 4" w:semiHidden="1" w:unhideWhenUsed="1"/>
-    <w:lsdException w:name="Table Columns 5" w:semiHidden="1" w:unhideWhenUsed="1"/>
-    <w:lsdException w:name="Table Grid 1" w:semiHidden="1" w:unhideWhenUsed="1"/>
-    <w:lsdException w:name="Table Grid 2" w:semiHidden="1" w:unhideWhenUsed="1"/>
-    <w:lsdException w:name="Table Grid 3" w:semiHidden="1" w:unhideWhenUsed="1"/>
-    <w:lsdException w:name="Table Grid 4" w:semiHidden="1" w:unhideWhenUsed="1"/>
-    <w:lsdException w:name="Table Grid 5" w:semiHidden="1" w:unhideWhenUsed="1"/>
-    <w:lsdException w:name="Table Grid 6" w:semiHidden="1" w:unhideWhenUsed="1"/>
-    <w:lsdException w:name="Table Grid 7" w:semiHidden="1" w:unhideWhenUsed="1"/>
-    <w:lsdException w:name="Table Grid 8" w:semiHidden="1" w:unhideWhenUsed="1"/>
-    <w:lsdException w:name="Table List 1" w:semiHidden="1" w:unhideWhenUsed="1"/>
-    <w:lsdException w:name="Table List 2" w:semiHidden="1" w:unhideWhenUsed="1"/>
-    <w:lsdException w:name="Table List 3" w:semiHidden="1" w:unhideWhenUsed="1"/>
-    <w:lsdException w:name="Table List 4" w:semiHidden="1" w:unhideWhenUsed="1"/>
-    <w:lsdException w:name="Table List 5" w:semiHidden="1" w:unhideWhenUsed="1"/>
-    <w:lsdException w:name="Table List 6" w:semiHidden="1" w:unhideWhenUsed="1"/>
-    <w:lsdException w:name="Table List 7" w:semiHidden="1" w:unhideWhenUsed="1"/>
-    <w:lsdException w:name="Table List 8" w:semiHidden="1" w:unhideWhenUsed="1"/>
-    <w:lsdException w:name="Table 3D effects 1" w:semiHidden="1" w:unhideWhenUsed="1"/>
-    <w:lsdException w:name="Table 3D effects 2" w:semiHidden="1" w:unhideWhenUsed="1"/>
-    <w:lsdException w:name="Table 3D effects 3" w:semiHidden="1" w:unhideWhenUsed="1"/>
-    <w:lsdException w:name="Table Contemporary" w:semiHidden="1" w:unhideWhenUsed="1"/>
-    <w:lsdException w:name="Table Elegant" w:semiHidden="1" w:unhideWhenUsed="1"/>
-    <w:lsdException w:name="Table Professional" w:semiHidden="1" w:unhideWhenUsed="1"/>
-    <w:lsdException w:name="Table Subtle 1" w:semiHidden="1" w:unhideWhenUsed="1"/>
-    <w:lsdException w:name="Table Subtle 2" w:semiHidden="1" w:unhideWhenUsed="1"/>
-    <w:lsdException w:name="Table Web 1" w:semiHidden="1" w:unhideWhenUsed="1"/>
-    <w:lsdException w:name="Table Web 2" w:semiHidden="1" w:unhideWhenUsed="1"/>
-    <w:lsdException w:name="Table Web 3" w:semiHidden="1" w:unhideWhenUsed="1"/>
-    <w:lsdException w:name="Table Grid" w:semiHidden="1" w:unhideWhenUsed="1"/>
-    <w:lsdException w:name="Table Theme" w:semiHidden="1" w:unhideWhenUsed="1"/>
-    <w:lsdException w:name="Placeholder Text" w:semiHidden="1" w:uiPriority="99"/>
-    <w:lsdException w:name="No Spacing" w:uiPriority="99"/>
-    <w:lsdException w:name="Light Shading" w:uiPriority="60"/>
-    <w:lsdException w:name="Light List" w:uiPriority="61"/>
-    <w:lsdException w:name="Light Grid" w:uiPriority="62"/>
-    <w:lsdException w:name="Medium Shading 1" w:uiPriority="63"/>
-    <w:lsdException w:name="Medium Shading 2" w:uiPriority="64"/>
-    <w:lsdException w:name="Medium List 1" w:uiPriority="65"/>
-    <w:lsdException w:name="Medium List 2" w:uiPriority="66"/>
-    <w:lsdException w:name="Medium Grid 1" w:uiPriority="67"/>
-    <w:lsdException w:name="Medium Grid 2" w:uiPriority="68"/>
-    <w:lsdException w:name="Medium Grid 3" w:uiPriority="69"/>
-    <w:lsdException w:name="Dark List" w:uiPriority="70"/>
-    <w:lsdException w:name="Colorful Shading" w:uiPriority="71"/>
-    <w:lsdException w:name="Colorful List" w:uiPriority="72"/>
-    <w:lsdException w:name="Colorful Grid" w:uiPriority="73"/>
-    <w:lsdException w:name="Light Shading Accent 1" w:uiPriority="60"/>
-    <w:lsdException w:name="Light List Accent 1" w:uiPriority="61"/>
-    <w:lsdException w:name="Light Grid Accent 1" w:uiPriority="62"/>
-    <w:lsdException w:name="Medium Shading 1 Accent 1" w:uiPriority="63"/>
-    <w:lsdException w:name="Medium Shading 2 Accent 1" w:uiPriority="64"/>
-    <w:lsdException w:name="Medium List 1 Accent 1" w:uiPriority="65"/>
-    <w:lsdException w:name="Revision" w:semiHidden="1" w:uiPriority="99"/>
-    <w:lsdException w:name="List Paragraph" w:uiPriority="99"/>
-    <w:lsdException w:name="Quote" w:uiPriority="99"/>
-    <w:lsdException w:name="Intense Quote" w:uiPriority="99"/>
-    <w:lsdException w:name="Medium List 2 Accent 1" w:uiPriority="66"/>
-    <w:lsdException w:name="Medium Grid 1 Accent 1" w:uiPriority="67"/>
-    <w:lsdException w:name="Medium Grid 2 Accent 1" w:uiPriority="68"/>
-    <w:lsdException w:name="Medium Grid 3 Accent 1" w:uiPriority="69"/>
-    <w:lsdException w:name="Dark List Accent 1" w:uiPriority="70"/>
-    <w:lsdException w:name="Colorful Shading Accent 1" w:uiPriority="71"/>
-    <w:lsdException w:name="Colorful List Accent 1" w:uiPriority="72"/>
-    <w:lsdException w:name="Colorful Grid Accent 1" w:uiPriority="73"/>
-    <w:lsdException w:name="Light Shading Accent 2" w:uiPriority="60"/>
-    <w:lsdException w:name="Light List Accent 2" w:uiPriority="61"/>
-    <w:lsdException w:name="Light Grid Accent 2" w:uiPriority="62"/>
-    <w:lsdException w:name="Medium Shading 1 Accent 2" w:uiPriority="63"/>
-    <w:lsdException w:name="Medium Shading 2 Accent 2" w:uiPriority="64"/>
-    <w:lsdException w:name="Medium List 1 Accent 2" w:uiPriority="65"/>
-    <w:lsdException w:name="Medium List 2 Accent 2" w:uiPriority="66"/>
-    <w:lsdException w:name="Medium Grid 1 Accent 2" w:uiPriority="67"/>
-    <w:lsdException w:name="Medium Grid 2 Accent 2" w:uiPriority="68"/>
-    <w:lsdException w:name="Medium Grid 3 Accent 2" w:uiPriority="69"/>
-    <w:lsdException w:name="Dark List Accent 2" w:uiPriority="70"/>
-    <w:lsdException w:name="Colorful Shading Accent 2" w:uiPriority="71"/>
-    <w:lsdException w:name="Colorful List Accent 2" w:uiPriority="72"/>
-    <w:lsdException w:name="Colorful Grid Accent 2" w:uiPriority="73"/>
-    <w:lsdException w:name="Light Shading Accent 3" w:uiPriority="60"/>
-    <w:lsdException w:name="Light List Accent 3" w:uiPriority="61"/>
-    <w:lsdException w:name="Light Grid Accent 3" w:uiPriority="62"/>
-    <w:lsdException w:name="Medium Shading 1 Accent 3" w:uiPriority="63"/>
-    <w:lsdException w:name="Medium Shading 2 Accent 3" w:uiPriority="64"/>
-    <w:lsdException w:name="Medium List 1 Accent 3" w:uiPriority="65"/>
-    <w:lsdException w:name="Medium List 2 Accent 3" w:uiPriority="66"/>
-    <w:lsdException w:name="Medium Grid 1 Accent 3" w:uiPriority="67"/>
-    <w:lsdException w:name="Medium Grid 2 Accent 3" w:uiPriority="68"/>
-    <w:lsdException w:name="Medium Grid 3 Accent 3" w:uiPriority="69"/>
-    <w:lsdException w:name="Dark List Accent 3" w:uiPriority="70"/>
-    <w:lsdException w:name="Colorful Shading Accent 3" w:uiPriority="71"/>
-    <w:lsdException w:name="Colorful List Accent 3" w:uiPriority="72"/>
-    <w:lsdException w:name="Colorful Grid Accent 3" w:uiPriority="73"/>
-    <w:lsdException w:name="Light Shading Accent 4" w:uiPriority="60"/>
-    <w:lsdException w:name="Light List Accent 4" w:uiPriority="61"/>
-    <w:lsdException w:name="Light Grid Accent 4" w:uiPriority="62"/>
-    <w:lsdException w:name="Medium Shading 1 Accent 4" w:uiPriority="63"/>
-    <w:lsdException w:name="Medium Shading 2 Accent 4" w:uiPriority="64"/>
-    <w:lsdException w:name="Medium List 1 Accent 4" w:uiPriority="65"/>
-    <w:lsdException w:name="Medium List 2 Accent 4" w:uiPriority="66"/>
-    <w:lsdException w:name="Medium Grid 1 Accent 4" w:uiPriority="67"/>
-    <w:lsdException w:name="Medium Grid 2 Accent 4" w:uiPriority="68"/>
-    <w:lsdException w:name="Medium Grid 3 Accent 4" w:uiPriority="69"/>
-    <w:lsdException w:name="Dark List Accent 4" w:uiPriority="70"/>
-    <w:lsdException w:name="Colorful Shading Accent 4" w:uiPriority="71"/>
-    <w:lsdException w:name="Colorful List Accent 4" w:uiPriority="72"/>
-    <w:lsdException w:name="Colorful Grid Accent 4" w:uiPriority="73"/>
-    <w:lsdException w:name="Light Shading Accent 5" w:uiPriority="60"/>
-    <w:lsdException w:name="Light List Accent 5" w:uiPriority="61"/>
-    <w:lsdException w:name="Light Grid Accent 5" w:uiPriority="62"/>
-    <w:lsdException w:name="Medium Shading 1 Accent 5" w:uiPriority="63"/>
-    <w:lsdException w:name="Medium Shading 2 Accent 5" w:uiPriority="64"/>
-    <w:lsdException w:name="Medium List 1 Accent 5" w:uiPriority="65"/>
-    <w:lsdException w:name="Medium List 2 Accent 5" w:uiPriority="66"/>
-    <w:lsdException w:name="Medium Grid 1 Accent 5" w:uiPriority="67"/>
-    <w:lsdException w:name="Medium Grid 2 Accent 5" w:uiPriority="68"/>
-    <w:lsdException w:name="Medium Grid 3 Accent 5" w:uiPriority="69"/>
-    <w:lsdException w:name="Dark List Accent 5" w:uiPriority="70"/>
-    <w:lsdException w:name="Colorful Shading Accent 5" w:uiPriority="71"/>
-    <w:lsdException w:name="Colorful List Accent 5" w:uiPriority="72"/>
-    <w:lsdException w:name="Colorful Grid Accent 5" w:uiPriority="73"/>
-    <w:lsdException w:name="Light Shading Accent 6" w:uiPriority="60"/>
-    <w:lsdException w:name="Light List Accent 6" w:uiPriority="61"/>
-    <w:lsdException w:name="Light Grid Accent 6" w:uiPriority="62"/>
-    <w:lsdException w:name="Medium Shading 1 Accent 6" w:uiPriority="63"/>
-    <w:lsdException w:name="Medium Shading 2 Accent 6" w:uiPriority="64"/>
-    <w:lsdException w:name="Medium List 1 Accent 6" w:uiPriority="65"/>
-    <w:lsdException w:name="Medium List 2 Accent 6" w:uiPriority="66"/>
-    <w:lsdException w:name="Medium Grid 1 Accent 6" w:uiPriority="67"/>
-    <w:lsdException w:name="Medium Grid 2 Accent 6" w:uiPriority="68"/>
-    <w:lsdException w:name="Medium Grid 3 Accent 6" w:uiPriority="69"/>
-    <w:lsdException w:name="Dark List Accent 6" w:uiPriority="70"/>
-    <w:lsdException w:name="Colorful Shading Accent 6" w:uiPriority="71"/>
-    <w:lsdException w:name="Colorful List Accent 6" w:uiPriority="72"/>
-    <w:lsdException w:name="Colorful Grid Accent 6" w:uiPriority="73"/>
-    <w:lsdException w:name="Subtle Emphasis" w:uiPriority="19" w:qFormat="1"/>
-    <w:lsdException w:name="Intense Emphasis" w:uiPriority="21" w:qFormat="1"/>
-    <w:lsdException w:name="Subtle Reference" w:uiPriority="31" w:qFormat="1"/>
-    <w:lsdException w:name="Intense Reference" w:uiPriority="32" w:qFormat="1"/>
-    <w:lsdException w:name="Book Title" w:uiPriority="33" w:qFormat="1"/>
-    <w:lsdException w:name="Bibliography" w:semiHidden="1" w:uiPriority="37" w:unhideWhenUsed="1"/>
-    <w:lsdException w:name="TOC Heading" w:semiHidden="1" w:uiPriority="39" w:unhideWhenUsed="1" w:qFormat="1"/>
-    <w:lsdException w:name="Plain Table 1" w:uiPriority="41"/>
-    <w:lsdException w:name="Plain Table 2" w:uiPriority="42"/>
-    <w:lsdException w:name="Plain Table 3" w:uiPriority="43"/>
-    <w:lsdException w:name="Plain Table 4" w:uiPriority="44"/>
-    <w:lsdException w:name="Plain Table 5" w:uiPriority="45"/>
-    <w:lsdException w:name="Grid Table Light" w:uiPriority="40"/>
-    <w:lsdException w:name="Grid Table 1 Light" w:uiPriority="46"/>
-    <w:lsdException w:name="Grid Table 2" w:uiPriority="47"/>
-    <w:lsdException w:name="Grid Table 3" w:uiPriority="48"/>
-    <w:lsdException w:name="Grid Table 4" w:uiPriority="49"/>
-    <w:lsdException w:name="Grid Table 5 Dark" w:uiPriority="50"/>
-    <w:lsdException w:name="Grid Table 6 Colorful" w:uiPriority="51"/>
-    <w:lsdException w:name="Grid Table 7 Colorful" w:uiPriority="52"/>
-    <w:lsdException w:name="Grid Table 1 Light Accent 1" w:uiPriority="46"/>
-    <w:lsdException w:name="Grid Table 2 Accent 1" w:uiPriority="47"/>
-    <w:lsdException w:name="Grid Table 3 Accent 1" w:uiPriority="48"/>
-    <w:lsdException w:name="Grid Table 4 Accent 1" w:uiPriority="49"/>
-    <w:lsdException w:name="Grid Table 5 Dark Accent 1" w:uiPriority="50"/>
-    <w:lsdException w:name="Grid Table 6 Colorful Accent 1" w:uiPriority="51"/>
-    <w:lsdException w:name="Grid Table 7 Colorful Accent 1" w:uiPriority="52"/>
-    <w:lsdException w:name="Grid Table 1 Light Accent 2" w:uiPriority="46"/>
-    <w:lsdException w:name="Grid Table 2 Accent 2" w:uiPriority="47"/>
-    <w:lsdException w:name="Grid Table 3 Accent 2" w:uiPriority="48"/>
-    <w:lsdException w:name="Grid Table 4 Accent 2" w:uiPriority="49"/>
-    <w:lsdException w:name="Grid Table 5 Dark Accent 2" w:uiPriority="50"/>
-    <w:lsdException w:name="Grid Table 6 Colorful Accent 2" w:uiPriority="51"/>
-    <w:lsdException w:name="Grid Table 7 Colorful Accent 2" w:uiPriority="52"/>
-    <w:lsdException w:name="Grid Table 1 Light Accent 3" w:uiPriority="46"/>
-    <w:lsdException w:name="Grid Table 2 Accent 3" w:uiPriority="47"/>
-    <w:lsdException w:name="Grid Table 3 Accent 3" w:uiPriority="48"/>
-    <w:lsdException w:name="Grid Table 4 Accent 3" w:uiPriority="49"/>
-    <w:lsdException w:name="Grid Table 5 Dark Accent 3" w:uiPriority="50"/>
-    <w:lsdException w:name="Grid Table 6 Colorful Accent 3" w:uiPriority="51"/>
-    <w:lsdException w:name="Grid Table 7 Colorful Accent 3" w:uiPriority="52"/>
-    <w:lsdException w:name="Grid Table 1 Light Accent 4" w:uiPriority="46"/>
-    <w:lsdException w:name="Grid Table 2 Accent 4" w:uiPriority="47"/>
-    <w:lsdException w:name="Grid Table 3 Accent 4" w:uiPriority="48"/>
-    <w:lsdException w:name="Grid Table 4 Accent 4" w:uiPriority="49"/>
-    <w:lsdException w:name="Grid Table 5 Dark Accent 4" w:uiPriority="50"/>
-    <w:lsdException w:name="Grid Table 6 Colorful Accent 4" w:uiPriority="51"/>
-    <w:lsdException w:name="Grid Table 7 Colorful Accent 4" w:uiPriority="52"/>
-    <w:lsdException w:name="Grid Table 1 Light Accent 5" w:uiPriority="46"/>
-    <w:lsdException w:name="Grid Table 2 Accent 5" w:uiPriority="47"/>
-    <w:lsdException w:name="Grid Table 3 Accent 5" w:uiPriority="48"/>
-    <w:lsdException w:name="Grid Table 4 Accent 5" w:uiPriority="49"/>
-    <w:lsdException w:name="Grid Table 5 Dark Accent 5" w:uiPriority="50"/>
-    <w:lsdException w:name="Grid Table 6 Colorful Accent 5" w:uiPriority="51"/>
-    <w:lsdException w:name="Grid Table 7 Colorful Accent 5" w:uiPriority="52"/>
-    <w:lsdException w:name="Grid Table 1 Light Accent 6" w:uiPriority="46"/>
-    <w:lsdException w:name="Grid Table 2 Accent 6" w:uiPriority="47"/>
-    <w:lsdException w:name="Grid Table 3 Accent 6" w:uiPriority="48"/>
-    <w:lsdException w:name="Grid Table 4 Accent 6" w:uiPriority="49"/>
-    <w:lsdException w:name="Grid Table 5 Dark Accent 6" w:uiPriority="50"/>
-    <w:lsdException w:name="Grid Table 6 Colorful Accent 6" w:uiPriority="51"/>
-    <w:lsdException w:name="Grid Table 7 Colorful Accent 6" w:uiPriority="52"/>
-    <w:lsdException w:name="List Table 1 Light" w:uiPriority="46"/>
-    <w:lsdException w:name="List Table 2" w:uiPriority="47"/>
-    <w:lsdException w:name="List Table 3" w:uiPriority="48"/>
-    <w:lsdException w:name="List Table 4" w:uiPriority="49"/>
-    <w:lsdException w:name="List Table 5 Dark" w:uiPriority="50"/>
-    <w:lsdException w:name="List Table 6 Colorful" w:uiPriority="51"/>
-    <w:lsdException w:name="List Table 7 Colorful" w:uiPriority="52"/>
-    <w:lsdException w:name="List Table 1 Light Accent 1" w:uiPriority="46"/>
-    <w:lsdException w:name="List Table 2 Accent 1" w:uiPriority="47"/>
-    <w:lsdException w:name="List Table 3 Accent 1" w:uiPriority="48"/>
-    <w:lsdException w:name="List Table 4 Accent 1" w:uiPriority="49"/>
-    <w:lsdException w:name="List Table 5 Dark Accent 1" w:uiPriority="50"/>
-    <w:lsdException w:name="List Table 6 Colorful Accent 1" w:uiPriority="51"/>
-    <w:lsdException w:name="List Table 7 Colorful Accent 1" w:uiPriority="52"/>
-    <w:lsdException w:name="List Table 1 Light Accent 2" w:uiPriority="46"/>
-    <w:lsdException w:name="List Table 2 Accent 2" w:uiPriority="47"/>
-    <w:lsdException w:name="List Table 3 Accent 2" w:uiPriority="48"/>
-    <w:lsdException w:name="List Table 4 Accent 2" w:uiPriority="49"/>
-    <w:lsdException w:name="List Table 5 Dark Accent 2" w:uiPriority="50"/>
-    <w:lsdException w:name="List Table 6 Colorful Accent 2" w:uiPriority="51"/>
-    <w:lsdException w:name="List Table 7 Colorful Accent 2" w:uiPriority="52"/>
-    <w:lsdException w:name="List Table 1 Light Accent 3" w:uiPriority="46"/>
-    <w:lsdException w:name="List Table 2 Accent 3" w:uiPriority="47"/>
-    <w:lsdException w:name="List Table 3 Accent 3" w:uiPriority="48"/>
-    <w:lsdException w:name="List Table 4 Accent 3" w:uiPriority="49"/>
-    <w:lsdException w:name="List Table 5 Dark Accent 3" w:uiPriority="50"/>
-    <w:lsdException w:name="List Table 6 Colorful Accent 3" w:uiPriority="51"/>
-    <w:lsdException w:name="List Table 7 Colorful Accent 3" w:uiPriority="52"/>
-    <w:lsdException w:name="List Table 1 Light Accent 4" w:uiPriority="46"/>
-    <w:lsdException w:name="List Table 2 Accent 4" w:uiPriority="47"/>
-    <w:lsdException w:name="List Table 3 Accent 4" w:uiPriority="48"/>
-    <w:lsdException w:name="List Table 4 Accent 4" w:uiPriority="49"/>
-    <w:lsdException w:name="List Table 5 Dark Accent 4" w:uiPriority="50"/>
-    <w:lsdException w:name="List Table 6 Colorful Accent 4" w:uiPriority="51"/>
-    <w:lsdException w:name="List Table 7 Colorful Accent 4" w:uiPriority="52"/>
-    <w:lsdException w:name="List Table 1 Light Accent 5" w:uiPriority="46"/>
-    <w:lsdException w:name="List Table 2 Accent 5" w:uiPriority="47"/>
-    <w:lsdException w:name="List Table 3 Accent 5" w:uiPriority="48"/>
-    <w:lsdException w:name="List Table 4 Accent 5" w:uiPriority="49"/>
-    <w:lsdException w:name="List Table 5 Dark Accent 5" w:uiPriority="50"/>
-    <w:lsdException w:name="List Table 6 Colorful Accent 5" w:uiPriority="51"/>
-    <w:lsdException w:name="List Table 7 Colorful Accent 5" w:uiPriority="52"/>
-    <w:lsdException w:name="List Table 1 Light Accent 6" w:uiPriority="46"/>
-    <w:lsdException w:name="List Table 2 Accent 6" w:uiPriority="47"/>
-    <w:lsdException w:name="List Table 3 Accent 6" w:uiPriority="48"/>
-    <w:lsdException w:name="List Table 4 Accent 6" w:uiPriority="49"/>
-    <w:lsdException w:name="List Table 5 Dark Accent 6" w:uiPriority="50"/>
-    <w:lsdException w:name="List Table 6 Colorful Accent 6" w:uiPriority="51"/>
-    <w:lsdException w:name="List Table 7 Colorful Accent 6" w:uiPriority="52"/>
+  <w:latentStyles w:count="260" w:defQFormat="0" w:defUnhideWhenUsed="1" w:defSemiHidden="1" w:defUIPriority="99" w:defLockedState="0">
+    <w:lsdException w:qFormat="1" w:unhideWhenUsed="0" w:uiPriority="0" w:semiHidden="0" w:name="Normal"/>
+    <w:lsdException w:qFormat="1" w:unhideWhenUsed="0" w:uiPriority="0" w:semiHidden="0" w:name="heading 1"/>
+    <w:lsdException w:qFormat="1" w:uiPriority="0" w:name="heading 2"/>
+    <w:lsdException w:qFormat="1" w:uiPriority="0" w:name="heading 3"/>
+    <w:lsdException w:qFormat="1" w:uiPriority="0" w:name="heading 4"/>
+    <w:lsdException w:qFormat="1" w:uiPriority="0" w:name="heading 5"/>
+    <w:lsdException w:qFormat="1" w:uiPriority="0" w:name="heading 6"/>
+    <w:lsdException w:qFormat="1" w:uiPriority="0" w:name="heading 7"/>
+    <w:lsdException w:qFormat="1" w:uiPriority="0" w:name="heading 8"/>
+    <w:lsdException w:qFormat="1" w:uiPriority="0" w:name="heading 9"/>
+    <w:lsdException w:unhideWhenUsed="0" w:uiPriority="0" w:semiHidden="0" w:name="index 1"/>
+    <w:lsdException w:unhideWhenUsed="0" w:uiPriority="0" w:semiHidden="0" w:name="index 2"/>
+    <w:lsdException w:unhideWhenUsed="0" w:uiPriority="0" w:semiHidden="0" w:name="index 3"/>
+    <w:lsdException w:unhideWhenUsed="0" w:uiPriority="0" w:semiHidden="0" w:name="index 4"/>
+    <w:lsdException w:unhideWhenUsed="0" w:uiPriority="0" w:semiHidden="0" w:name="index 5"/>
+    <w:lsdException w:unhideWhenUsed="0" w:uiPriority="0" w:semiHidden="0" w:name="index 6"/>
+    <w:lsdException w:unhideWhenUsed="0" w:uiPriority="0" w:semiHidden="0" w:name="index 7"/>
+    <w:lsdException w:unhideWhenUsed="0" w:uiPriority="0" w:semiHidden="0" w:name="index 8"/>
+    <w:lsdException w:unhideWhenUsed="0" w:uiPriority="0" w:semiHidden="0" w:name="index 9"/>
+    <w:lsdException w:unhideWhenUsed="0" w:uiPriority="0" w:semiHidden="0" w:name="toc 1"/>
+    <w:lsdException w:unhideWhenUsed="0" w:uiPriority="0" w:semiHidden="0" w:name="toc 2"/>
+    <w:lsdException w:unhideWhenUsed="0" w:uiPriority="0" w:semiHidden="0" w:name="toc 3"/>
+    <w:lsdException w:unhideWhenUsed="0" w:uiPriority="0" w:semiHidden="0" w:name="toc 4"/>
+    <w:lsdException w:unhideWhenUsed="0" w:uiPriority="0" w:semiHidden="0" w:name="toc 5"/>
+    <w:lsdException w:unhideWhenUsed="0" w:uiPriority="0" w:semiHidden="0" w:name="toc 6"/>
+    <w:lsdException w:unhideWhenUsed="0" w:uiPriority="0" w:semiHidden="0" w:name="toc 7"/>
+    <w:lsdException w:unhideWhenUsed="0" w:uiPriority="0" w:semiHidden="0" w:name="toc 8"/>
+    <w:lsdException w:unhideWhenUsed="0" w:uiPriority="0" w:semiHidden="0" w:name="toc 9"/>
+    <w:lsdException w:unhideWhenUsed="0" w:uiPriority="0" w:semiHidden="0" w:name="Normal Indent"/>
+    <w:lsdException w:unhideWhenUsed="0" w:uiPriority="0" w:semiHidden="0" w:name="footnote text"/>
+    <w:lsdException w:unhideWhenUsed="0" w:uiPriority="0" w:semiHidden="0" w:name="annotation text"/>
+    <w:lsdException w:unhideWhenUsed="0" w:uiPriority="0" w:semiHidden="0" w:name="header"/>
+    <w:lsdException w:unhideWhenUsed="0" w:uiPriority="0" w:semiHidden="0" w:name="footer"/>
+    <w:lsdException w:unhideWhenUsed="0" w:uiPriority="0" w:semiHidden="0" w:name="index heading"/>
+    <w:lsdException w:qFormat="1" w:uiPriority="0" w:name="caption"/>
+    <w:lsdException w:unhideWhenUsed="0" w:uiPriority="0" w:semiHidden="0" w:name="table of figures"/>
+    <w:lsdException w:unhideWhenUsed="0" w:uiPriority="0" w:semiHidden="0" w:name="envelope address"/>
+    <w:lsdException w:unhideWhenUsed="0" w:uiPriority="0" w:semiHidden="0" w:name="envelope return"/>
+    <w:lsdException w:unhideWhenUsed="0" w:uiPriority="0" w:semiHidden="0" w:name="footnote reference"/>
+    <w:lsdException w:unhideWhenUsed="0" w:uiPriority="0" w:semiHidden="0" w:name="annotation reference"/>
+    <w:lsdException w:unhideWhenUsed="0" w:uiPriority="0" w:semiHidden="0" w:name="line number"/>
+    <w:lsdException w:unhideWhenUsed="0" w:uiPriority="0" w:semiHidden="0" w:name="page number"/>
+    <w:lsdException w:unhideWhenUsed="0" w:uiPriority="0" w:semiHidden="0" w:name="endnote reference"/>
+    <w:lsdException w:unhideWhenUsed="0" w:uiPriority="0" w:semiHidden="0" w:name="endnote text"/>
+    <w:lsdException w:unhideWhenUsed="0" w:uiPriority="0" w:semiHidden="0" w:name="table of authorities"/>
+    <w:lsdException w:unhideWhenUsed="0" w:uiPriority="0" w:semiHidden="0" w:name="macro"/>
+    <w:lsdException w:unhideWhenUsed="0" w:uiPriority="0" w:semiHidden="0" w:name="toa heading"/>
+    <w:lsdException w:unhideWhenUsed="0" w:uiPriority="0" w:semiHidden="0" w:name="List"/>
+    <w:lsdException w:unhideWhenUsed="0" w:uiPriority="0" w:semiHidden="0" w:name="List Bullet"/>
+    <w:lsdException w:unhideWhenUsed="0" w:uiPriority="0" w:semiHidden="0" w:name="List Number"/>
+    <w:lsdException w:unhideWhenUsed="0" w:uiPriority="0" w:semiHidden="0" w:name="List 2"/>
+    <w:lsdException w:unhideWhenUsed="0" w:uiPriority="0" w:semiHidden="0" w:name="List 3"/>
+    <w:lsdException w:unhideWhenUsed="0" w:uiPriority="0" w:semiHidden="0" w:name="List 4"/>
+    <w:lsdException w:unhideWhenUsed="0" w:uiPriority="0" w:semiHidden="0" w:name="List 5"/>
+    <w:lsdException w:unhideWhenUsed="0" w:uiPriority="0" w:semiHidden="0" w:name="List Bullet 2"/>
+    <w:lsdException w:unhideWhenUsed="0" w:uiPriority="0" w:semiHidden="0" w:name="List Bullet 3"/>
+    <w:lsdException w:unhideWhenUsed="0" w:uiPriority="0" w:semiHidden="0" w:name="List Bullet 4"/>
+    <w:lsdException w:unhideWhenUsed="0" w:uiPriority="0" w:semiHidden="0" w:name="List Bullet 5"/>
+    <w:lsdException w:unhideWhenUsed="0" w:uiPriority="0" w:semiHidden="0" w:name="List Number 2"/>
+    <w:lsdException w:unhideWhenUsed="0" w:uiPriority="0" w:semiHidden="0" w:name="List Number 3"/>
+    <w:lsdException w:unhideWhenUsed="0" w:uiPriority="0" w:semiHidden="0" w:name="List Number 4"/>
+    <w:lsdException w:unhideWhenUsed="0" w:uiPriority="0" w:semiHidden="0" w:name="List Number 5"/>
+    <w:lsdException w:qFormat="1" w:unhideWhenUsed="0" w:uiPriority="0" w:semiHidden="0" w:name="Title"/>
+    <w:lsdException w:unhideWhenUsed="0" w:uiPriority="0" w:semiHidden="0" w:name="Closing"/>
+    <w:lsdException w:unhideWhenUsed="0" w:uiPriority="0" w:semiHidden="0" w:name="Signature"/>
+    <w:lsdException w:uiPriority="1" w:name="Default Paragraph Font"/>
+    <w:lsdException w:unhideWhenUsed="0" w:uiPriority="0" w:semiHidden="0" w:name="Body Text"/>
+    <w:lsdException w:unhideWhenUsed="0" w:uiPriority="0" w:semiHidden="0" w:name="Body Text Indent"/>
+    <w:lsdException w:unhideWhenUsed="0" w:uiPriority="0" w:semiHidden="0" w:name="List Continue"/>
+    <w:lsdException w:unhideWhenUsed="0" w:uiPriority="0" w:semiHidden="0" w:name="List Continue 2"/>
+    <w:lsdException w:unhideWhenUsed="0" w:uiPriority="0" w:semiHidden="0" w:name="List Continue 3"/>
+    <w:lsdException w:unhideWhenUsed="0" w:uiPriority="0" w:semiHidden="0" w:name="List Continue 4"/>
+    <w:lsdException w:unhideWhenUsed="0" w:uiPriority="0" w:semiHidden="0" w:name="List Continue 5"/>
+    <w:lsdException w:unhideWhenUsed="0" w:uiPriority="0" w:semiHidden="0" w:name="Message Header"/>
+    <w:lsdException w:qFormat="1" w:unhideWhenUsed="0" w:uiPriority="0" w:semiHidden="0" w:name="Subtitle"/>
+    <w:lsdException w:unhideWhenUsed="0" w:uiPriority="0" w:semiHidden="0" w:name="Salutation"/>
+    <w:lsdException w:unhideWhenUsed="0" w:uiPriority="0" w:semiHidden="0" w:name="Date"/>
+    <w:lsdException w:unhideWhenUsed="0" w:uiPriority="0" w:semiHidden="0" w:name="Body Text First Indent"/>
+    <w:lsdException w:unhideWhenUsed="0" w:uiPriority="0" w:semiHidden="0" w:name="Body Text First Indent 2"/>
+    <w:lsdException w:unhideWhenUsed="0" w:uiPriority="0" w:semiHidden="0" w:name="Note Heading"/>
+    <w:lsdException w:unhideWhenUsed="0" w:uiPriority="0" w:semiHidden="0" w:name="Body Text 2"/>
+    <w:lsdException w:unhideWhenUsed="0" w:uiPriority="0" w:semiHidden="0" w:name="Body Text 3"/>
+    <w:lsdException w:unhideWhenUsed="0" w:uiPriority="0" w:semiHidden="0" w:name="Body Text Indent 2"/>
+    <w:lsdException w:unhideWhenUsed="0" w:uiPriority="0" w:semiHidden="0" w:name="Body Text Indent 3"/>
+    <w:lsdException w:unhideWhenUsed="0" w:uiPriority="0" w:semiHidden="0" w:name="Block Text"/>
+    <w:lsdException w:unhideWhenUsed="0" w:uiPriority="0" w:semiHidden="0" w:name="Hyperlink"/>
+    <w:lsdException w:unhideWhenUsed="0" w:uiPriority="0" w:semiHidden="0" w:name="FollowedHyperlink"/>
+    <w:lsdException w:qFormat="1" w:unhideWhenUsed="0" w:uiPriority="0" w:semiHidden="0" w:name="Strong"/>
+    <w:lsdException w:qFormat="1" w:unhideWhenUsed="0" w:uiPriority="0" w:semiHidden="0" w:name="Emphasis"/>
+    <w:lsdException w:unhideWhenUsed="0" w:uiPriority="0" w:semiHidden="0" w:name="Document Map"/>
+    <w:lsdException w:unhideWhenUsed="0" w:uiPriority="0" w:semiHidden="0" w:name="Plain Text"/>
+    <w:lsdException w:unhideWhenUsed="0" w:uiPriority="0" w:semiHidden="0" w:name="E-mail Signature"/>
+    <w:lsdException w:unhideWhenUsed="0" w:uiPriority="0" w:semiHidden="0" w:name="Normal (Web)"/>
+    <w:lsdException w:unhideWhenUsed="0" w:uiPriority="0" w:semiHidden="0" w:name="HTML Acronym"/>
+    <w:lsdException w:unhideWhenUsed="0" w:uiPriority="0" w:semiHidden="0" w:name="HTML Address"/>
+    <w:lsdException w:unhideWhenUsed="0" w:uiPriority="0" w:semiHidden="0" w:name="HTML Cite"/>
+    <w:lsdException w:unhideWhenUsed="0" w:uiPriority="0" w:semiHidden="0" w:name="HTML Code"/>
+    <w:lsdException w:unhideWhenUsed="0" w:uiPriority="0" w:semiHidden="0" w:name="HTML Definition"/>
+    <w:lsdException w:unhideWhenUsed="0" w:uiPriority="0" w:semiHidden="0" w:name="HTML Keyboard"/>
+    <w:lsdException w:unhideWhenUsed="0" w:uiPriority="0" w:semiHidden="0" w:name="HTML Preformatted"/>
+    <w:lsdException w:unhideWhenUsed="0" w:uiPriority="0" w:semiHidden="0" w:name="HTML Sample"/>
+    <w:lsdException w:unhideWhenUsed="0" w:uiPriority="0" w:semiHidden="0" w:name="HTML Typewriter"/>
+    <w:lsdException w:unhideWhenUsed="0" w:uiPriority="0" w:semiHidden="0" w:name="HTML Variable"/>
+    <w:lsdException w:uiPriority="99" w:name="Normal Table"/>
+    <w:lsdException w:unhideWhenUsed="0" w:uiPriority="0" w:semiHidden="0" w:name="annotation subject"/>
+    <w:lsdException w:uiPriority="0" w:name="Table Simple 1"/>
+    <w:lsdException w:uiPriority="0" w:name="Table Simple 2"/>
+    <w:lsdException w:uiPriority="0" w:name="Table Simple 3"/>
+    <w:lsdException w:uiPriority="0" w:name="Table Classic 1"/>
+    <w:lsdException w:uiPriority="0" w:name="Table Classic 2"/>
+    <w:lsdException w:uiPriority="0" w:name="Table Classic 3"/>
+    <w:lsdException w:uiPriority="0" w:name="Table Classic 4"/>
+    <w:lsdException w:uiPriority="0" w:name="Table Colorful 1"/>
+    <w:lsdException w:uiPriority="0" w:name="Table Colorful 2"/>
+    <w:lsdException w:uiPriority="0" w:name="Table Colorful 3"/>
+    <w:lsdException w:uiPriority="0" w:name="Table Columns 1"/>
+    <w:lsdException w:uiPriority="0" w:name="Table Columns 2"/>
+    <w:lsdException w:uiPriority="0" w:name="Table Columns 3"/>
+    <w:lsdException w:uiPriority="0" w:name="Table Columns 4"/>
+    <w:lsdException w:uiPriority="0" w:name="Table Columns 5"/>
+    <w:lsdException w:uiPriority="0" w:name="Table Grid 1"/>
+    <w:lsdException w:uiPriority="0" w:name="Table Grid 2"/>
+    <w:lsdException w:uiPriority="0" w:name="Table Grid 3"/>
+    <w:lsdException w:uiPriority="0" w:name="Table Grid 4"/>
+    <w:lsdException w:uiPriority="0" w:name="Table Grid 5"/>
+    <w:lsdException w:uiPriority="0" w:name="Table Grid 6"/>
+    <w:lsdException w:uiPriority="0" w:name="Table Grid 7"/>
+    <w:lsdException w:uiPriority="0" w:name="Table Grid 8"/>
+    <w:lsdException w:uiPriority="0" w:name="Table List 1"/>
+    <w:lsdException w:uiPriority="0" w:name="Table List 2"/>
+    <w:lsdException w:uiPriority="0" w:name="Table List 3"/>
+    <w:lsdException w:uiPriority="0" w:name="Table List 4"/>
+    <w:lsdException w:uiPriority="0" w:name="Table List 5"/>
+    <w:lsdException w:uiPriority="0" w:name="Table List 6"/>
+    <w:lsdException w:uiPriority="0" w:name="Table List 7"/>
+    <w:lsdException w:uiPriority="0" w:name="Table List 8"/>
+    <w:lsdException w:uiPriority="0" w:name="Table 3D effects 1"/>
+    <w:lsdException w:uiPriority="0" w:name="Table 3D effects 2"/>
+    <w:lsdException w:uiPriority="0" w:name="Table 3D effects 3"/>
+    <w:lsdException w:uiPriority="0" w:name="Table Contemporary"/>
+    <w:lsdException w:uiPriority="0" w:name="Table Elegant"/>
+    <w:lsdException w:uiPriority="0" w:name="Table Professional"/>
+    <w:lsdException w:uiPriority="0" w:name="Table Subtle 1"/>
+    <w:lsdException w:uiPriority="0" w:name="Table Subtle 2"/>
+    <w:lsdException w:uiPriority="0" w:name="Table Web 1"/>
+    <w:lsdException w:uiPriority="0" w:name="Table Web 2"/>
+    <w:lsdException w:uiPriority="0" w:name="Table Web 3"/>
+    <w:lsdException w:unhideWhenUsed="0" w:uiPriority="0" w:semiHidden="0" w:name="Balloon Text"/>
+    <w:lsdException w:unhideWhenUsed="0" w:uiPriority="0" w:semiHidden="0" w:name="Table Grid"/>
+    <w:lsdException w:uiPriority="0" w:name="Table Theme"/>
+    <w:lsdException w:unhideWhenUsed="0" w:uiPriority="60" w:semiHidden="0" w:name="Light Shading"/>
+    <w:lsdException w:unhideWhenUsed="0" w:uiPriority="61" w:semiHidden="0" w:name="Light List"/>
+    <w:lsdException w:unhideWhenUsed="0" w:uiPriority="62" w:semiHidden="0" w:name="Light Grid"/>
+    <w:lsdException w:unhideWhenUsed="0" w:uiPriority="63" w:semiHidden="0" w:name="Medium Shading 1"/>
+    <w:lsdException w:unhideWhenUsed="0" w:uiPriority="64" w:semiHidden="0" w:name="Medium Shading 2"/>
+    <w:lsdException w:unhideWhenUsed="0" w:uiPriority="65" w:semiHidden="0" w:name="Medium List 1"/>
+    <w:lsdException w:unhideWhenUsed="0" w:uiPriority="66" w:semiHidden="0" w:name="Medium List 2"/>
+    <w:lsdException w:unhideWhenUsed="0" w:uiPriority="67" w:semiHidden="0" w:name="Medium Grid 1"/>
+    <w:lsdException w:unhideWhenUsed="0" w:uiPriority="68" w:semiHidden="0" w:name="Medium Grid 2"/>
+    <w:lsdException w:unhideWhenUsed="0" w:uiPriority="69" w:semiHidden="0" w:name="Medium Grid 3"/>
+    <w:lsdException w:unhideWhenUsed="0" w:uiPriority="70" w:semiHidden="0" w:name="Dark List"/>
+    <w:lsdException w:unhideWhenUsed="0" w:uiPriority="71" w:semiHidden="0" w:name="Colorful Shading"/>
+    <w:lsdException w:unhideWhenUsed="0" w:uiPriority="72" w:semiHidden="0" w:name="Colorful List"/>
+    <w:lsdException w:unhideWhenUsed="0" w:uiPriority="73" w:semiHidden="0" w:name="Colorful Grid"/>
+    <w:lsdException w:unhideWhenUsed="0" w:uiPriority="60" w:semiHidden="0" w:name="Light Shading Accent 1"/>
+    <w:lsdException w:unhideWhenUsed="0" w:uiPriority="61" w:semiHidden="0" w:name="Light List Accent 1"/>
+    <w:lsdException w:unhideWhenUsed="0" w:uiPriority="62" w:semiHidden="0" w:name="Light Grid Accent 1"/>
+    <w:lsdException w:unhideWhenUsed="0" w:uiPriority="63" w:semiHidden="0" w:name="Medium Shading 1 Accent 1"/>
+    <w:lsdException w:unhideWhenUsed="0" w:uiPriority="64" w:semiHidden="0" w:name="Medium Shading 2 Accent 1"/>
+    <w:lsdException w:unhideWhenUsed="0" w:uiPriority="65" w:semiHidden="0" w:name="Medium List 1 Accent 1"/>
+    <w:lsdException w:unhideWhenUsed="0" w:uiPriority="66" w:semiHidden="0" w:name="Medium List 2 Accent 1"/>
+    <w:lsdException w:unhideWhenUsed="0" w:uiPriority="67" w:semiHidden="0" w:name="Medium Grid 1 Accent 1"/>
+    <w:lsdException w:unhideWhenUsed="0" w:uiPriority="68" w:semiHidden="0" w:name="Medium Grid 2 Accent 1"/>
+    <w:lsdException w:unhideWhenUsed="0" w:uiPriority="69" w:semiHidden="0" w:name="Medium Grid 3 Accent 1"/>
+    <w:lsdException w:unhideWhenUsed="0" w:uiPriority="70" w:semiHidden="0" w:name="Dark List Accent 1"/>
+    <w:lsdException w:unhideWhenUsed="0" w:uiPriority="71" w:semiHidden="0" w:name="Colorful Shading Accent 1"/>
+    <w:lsdException w:unhideWhenUsed="0" w:uiPriority="72" w:semiHidden="0" w:name="Colorful List Accent 1"/>
+    <w:lsdException w:unhideWhenUsed="0" w:uiPriority="73" w:semiHidden="0" w:name="Colorful Grid Accent 1"/>
+    <w:lsdException w:unhideWhenUsed="0" w:uiPriority="60" w:semiHidden="0" w:name="Light Shading Accent 2"/>
+    <w:lsdException w:unhideWhenUsed="0" w:uiPriority="61" w:semiHidden="0" w:name="Light List Accent 2"/>
+    <w:lsdException w:unhideWhenUsed="0" w:uiPriority="62" w:semiHidden="0" w:name="Light Grid Accent 2"/>
+    <w:lsdException w:unhideWhenUsed="0" w:uiPriority="63" w:semiHidden="0" w:name="Medium Shading 1 Accent 2"/>
+    <w:lsdException w:unhideWhenUsed="0" w:uiPriority="64" w:semiHidden="0" w:name="Medium Shading 2 Accent 2"/>
+    <w:lsdException w:unhideWhenUsed="0" w:uiPriority="65" w:semiHidden="0" w:name="Medium List 1 Accent 2"/>
+    <w:lsdException w:unhideWhenUsed="0" w:uiPriority="66" w:semiHidden="0" w:name="Medium List 2 Accent 2"/>
+    <w:lsdException w:unhideWhenUsed="0" w:uiPriority="67" w:semiHidden="0" w:name="Medium Grid 1 Accent 2"/>
+    <w:lsdException w:unhideWhenUsed="0" w:uiPriority="68" w:semiHidden="0" w:name="Medium Grid 2 Accent 2"/>
+    <w:lsdException w:unhideWhenUsed="0" w:uiPriority="69" w:semiHidden="0" w:name="Medium Grid 3 Accent 2"/>
+    <w:lsdException w:unhideWhenUsed="0" w:uiPriority="70" w:semiHidden="0" w:name="Dark List Accent 2"/>
+    <w:lsdException w:unhideWhenUsed="0" w:uiPriority="71" w:semiHidden="0" w:name="Colorful Shading Accent 2"/>
+    <w:lsdException w:unhideWhenUsed="0" w:uiPriority="72" w:semiHidden="0" w:name="Colorful List Accent 2"/>
+    <w:lsdException w:unhideWhenUsed="0" w:uiPriority="73" w:semiHidden="0" w:name="Colorful Grid Accent 2"/>
+    <w:lsdException w:unhideWhenUsed="0" w:uiPriority="60" w:semiHidden="0" w:name="Light Shading Accent 3"/>
+    <w:lsdException w:unhideWhenUsed="0" w:uiPriority="61" w:semiHidden="0" w:name="Light List Accent 3"/>
+    <w:lsdException w:unhideWhenUsed="0" w:uiPriority="62" w:semiHidden="0" w:name="Light Grid Accent 3"/>
+    <w:lsdException w:unhideWhenUsed="0" w:uiPriority="63" w:semiHidden="0" w:name="Medium Shading 1 Accent 3"/>
+    <w:lsdException w:unhideWhenUsed="0" w:uiPriority="64" w:semiHidden="0" w:name="Medium Shading 2 Accent 3"/>
+    <w:lsdException w:unhideWhenUsed="0" w:uiPriority="65" w:semiHidden="0" w:name="Medium List 1 Accent 3"/>
+    <w:lsdException w:unhideWhenUsed="0" w:uiPriority="66" w:semiHidden="0" w:name="Medium List 2 Accent 3"/>
+    <w:lsdException w:unhideWhenUsed="0" w:uiPriority="67" w:semiHidden="0" w:name="Medium Grid 1 Accent 3"/>
+    <w:lsdException w:unhideWhenUsed="0" w:uiPriority="68" w:semiHidden="0" w:name="Medium Grid 2 Accent 3"/>
+    <w:lsdException w:unhideWhenUsed="0" w:uiPriority="69" w:semiHidden="0" w:name="Medium Grid 3 Accent 3"/>
+    <w:lsdException w:unhideWhenUsed="0" w:uiPriority="70" w:semiHidden="0" w:name="Dark List Accent 3"/>
+    <w:lsdException w:unhideWhenUsed="0" w:uiPriority="71" w:semiHidden="0" w:name="Colorful Shading Accent 3"/>
+    <w:lsdException w:unhideWhenUsed="0" w:uiPriority="72" w:semiHidden="0" w:name="Colorful List Accent 3"/>
+    <w:lsdException w:unhideWhenUsed="0" w:uiPriority="73" w:semiHidden="0" w:name="Colorful Grid Accent 3"/>
+    <w:lsdException w:unhideWhenUsed="0" w:uiPriority="60" w:semiHidden="0" w:name="Light Shading Accent 4"/>
+    <w:lsdException w:unhideWhenUsed="0" w:uiPriority="61" w:semiHidden="0" w:name="Light List Accent 4"/>
+    <w:lsdException w:unhideWhenUsed="0" w:uiPriority="62" w:semiHidden="0" w:name="Light Grid Accent 4"/>
+    <w:lsdException w:unhideWhenUsed="0" w:uiPriority="63" w:semiHidden="0" w:name="Medium Shading 1 Accent 4"/>
+    <w:lsdException w:unhideWhenUsed="0" w:uiPriority="64" w:semiHidden="0" w:name="Medium Shading 2 Accent 4"/>
+    <w:lsdException w:unhideWhenUsed="0" w:uiPriority="65" w:semiHidden="0" w:name="Medium List 1 Accent 4"/>
+    <w:lsdException w:unhideWhenUsed="0" w:uiPriority="66" w:semiHidden="0" w:name="Medium List 2 Accent 4"/>
+    <w:lsdException w:unhideWhenUsed="0" w:uiPriority="67" w:semiHidden="0" w:name="Medium Grid 1 Accent 4"/>
+    <w:lsdException w:unhideWhenUsed="0" w:uiPriority="68" w:semiHidden="0" w:name="Medium Grid 2 Accent 4"/>
+    <w:lsdException w:unhideWhenUsed="0" w:uiPriority="69" w:semiHidden="0" w:name="Medium Grid 3 Accent 4"/>
+    <w:lsdException w:unhideWhenUsed="0" w:uiPriority="70" w:semiHidden="0" w:name="Dark List Accent 4"/>
+    <w:lsdException w:unhideWhenUsed="0" w:uiPriority="71" w:semiHidden="0" w:name="Colorful Shading Accent 4"/>
+    <w:lsdException w:unhideWhenUsed="0" w:uiPriority="72" w:semiHidden="0" w:name="Colorful List Accent 4"/>
+    <w:lsdException w:unhideWhenUsed="0" w:uiPriority="73" w:semiHidden="0" w:name="Colorful Grid Accent 4"/>
+    <w:lsdException w:unhideWhenUsed="0" w:uiPriority="60" w:semiHidden="0" w:name="Light Shading Accent 5"/>
+    <w:lsdException w:unhideWhenUsed="0" w:uiPriority="61" w:semiHidden="0" w:name="Light List Accent 5"/>
+    <w:lsdException w:unhideWhenUsed="0" w:uiPriority="62" w:semiHidden="0" w:name="Light Grid Accent 5"/>
+    <w:lsdException w:unhideWhenUsed="0" w:uiPriority="63" w:semiHidden="0" w:name="Medium Shading 1 Accent 5"/>
+    <w:lsdException w:unhideWhenUsed="0" w:uiPriority="64" w:semiHidden="0" w:name="Medium Shading 2 Accent 5"/>
+    <w:lsdException w:unhideWhenUsed="0" w:uiPriority="65" w:semiHidden="0" w:name="Medium List 1 Accent 5"/>
+    <w:lsdException w:unhideWhenUsed="0" w:uiPriority="66" w:semiHidden="0" w:name="Medium List 2 Accent 5"/>
+    <w:lsdException w:unhideWhenUsed="0" w:uiPriority="67" w:semiHidden="0" w:name="Medium Grid 1 Accent 5"/>
+    <w:lsdException w:unhideWhenUsed="0" w:uiPriority="68" w:semiHidden="0" w:name="Medium Grid 2 Accent 5"/>
+    <w:lsdException w:unhideWhenUsed="0" w:uiPriority="69" w:semiHidden="0" w:name="Medium Grid 3 Accent 5"/>
+    <w:lsdException w:unhideWhenUsed="0" w:uiPriority="70" w:semiHidden="0" w:name="Dark List Accent 5"/>
+    <w:lsdException w:unhideWhenUsed="0" w:uiPriority="71" w:semiHidden="0" w:name="Colorful Shading Accent 5"/>
+    <w:lsdException w:unhideWhenUsed="0" w:uiPriority="72" w:semiHidden="0" w:name="Colorful List Accent 5"/>
+    <w:lsdException w:unhideWhenUsed="0" w:uiPriority="73" w:semiHidden="0" w:name="Colorful Grid Accent 5"/>
+    <w:lsdException w:unhideWhenUsed="0" w:uiPriority="60" w:semiHidden="0" w:name="Light Shading Accent 6"/>
+    <w:lsdException w:unhideWhenUsed="0" w:uiPriority="61" w:semiHidden="0" w:name="Light List Accent 6"/>
+    <w:lsdException w:unhideWhenUsed="0" w:uiPriority="62" w:semiHidden="0" w:name="Light Grid Accent 6"/>
+    <w:lsdException w:unhideWhenUsed="0" w:uiPriority="63" w:semiHidden="0" w:name="Medium Shading 1 Accent 6"/>
+    <w:lsdException w:unhideWhenUsed="0" w:uiPriority="64" w:semiHidden="0" w:name="Medium Shading 2 Accent 6"/>
+    <w:lsdException w:unhideWhenUsed="0" w:uiPriority="65" w:semiHidden="0" w:name="Medium List 1 Accent 6"/>
+    <w:lsdException w:unhideWhenUsed="0" w:uiPriority="66" w:semiHidden="0" w:name="Medium List 2 Accent 6"/>
+    <w:lsdException w:unhideWhenUsed="0" w:uiPriority="67" w:semiHidden="0" w:name="Medium Grid 1 Accent 6"/>
+    <w:lsdException w:unhideWhenUsed="0" w:uiPriority="68" w:semiHidden="0" w:name="Medium Grid 2 Accent 6"/>
+    <w:lsdException w:unhideWhenUsed="0" w:uiPriority="69" w:semiHidden="0" w:name="Medium Grid 3 Accent 6"/>
+    <w:lsdException w:unhideWhenUsed="0" w:uiPriority="70" w:semiHidden="0" w:name="Dark List Accent 6"/>
+    <w:lsdException w:unhideWhenUsed="0" w:uiPriority="71" w:semiHidden="0" w:name="Colorful Shading Accent 6"/>
+    <w:lsdException w:unhideWhenUsed="0" w:uiPriority="72" w:semiHidden="0" w:name="Colorful List Accent 6"/>
+    <w:lsdException w:unhideWhenUsed="0" w:uiPriority="73" w:semiHidden="0" w:name="Colorful Grid Accent 6"/>
   </w:latentStyles>
-  <w:style w:type="paragraph" w:default="1" w:styleId="a">
+  <w:style w:type="paragraph" w:default="1" w:styleId="1">
     <w:name w:val="Normal"/>
     <w:qFormat/>
+    <w:uiPriority w:val="0"/>
     <w:pPr>
       <w:widowControl w:val="0"/>
       <w:jc w:val="both"/>
     </w:pPr>
     <w:rPr>
+      <w:rFonts w:asciiTheme="minorHAnsi" w:hAnsiTheme="minorHAnsi" w:eastAsiaTheme="minorEastAsia" w:cstheme="minorBidi"/>
       <w:kern w:val="2"/>
       <w:sz w:val="21"/>
       <w:szCs w:val="24"/>
+      <w:lang w:val="en-US" w:eastAsia="zh-CN" w:bidi="ar-SA"/>
     </w:rPr>
   </w:style>
-  <w:style w:type="character" w:default="1" w:styleId="a0">
+  <w:style w:type="character" w:default="1" w:styleId="4">
     <w:name w:val="Default Paragraph Font"/>
-    <w:uiPriority w:val="1"/>
     <w:semiHidden/>
     <w:unhideWhenUsed/>
+    <w:uiPriority w:val="1"/>
   </w:style>
-  <w:style w:type="table" w:default="1" w:styleId="a1">
+  <w:style w:type="table" w:default="1" w:styleId="2">
     <w:name w:val="Normal Table"/>
-    <w:uiPriority w:val="99"/>
     <w:semiHidden/>
     <w:unhideWhenUsed/>
+    <w:uiPriority w:val="99"/>
     <w:tblPr>
-      <w:tblInd w:w="0" w:type="dxa"/>
       <w:tblCellMar>
         <w:top w:w="0" w:type="dxa"/>
         <w:left w:w="108" w:type="dxa"/>
@@ -1346,28 +1258,22 @@
       </w:tblCellMar>
     </w:tblPr>
   </w:style>
-  <w:style w:type="numbering" w:default="1" w:styleId="a2">
-    <w:name w:val="No List"/>
-    <w:uiPriority w:val="99"/>
-    <w:semiHidden/>
-    <w:unhideWhenUsed/>
-  </w:style>
-  <w:style w:type="table" w:styleId="a3">
+  <w:style w:type="table" w:styleId="3">
     <w:name w:val="Table Grid"/>
-    <w:basedOn w:val="a1"/>
+    <w:basedOn w:val="2"/>
+    <w:uiPriority w:val="0"/>
     <w:pPr>
       <w:widowControl w:val="0"/>
       <w:jc w:val="both"/>
     </w:pPr>
     <w:tblPr>
-      <w:tblInd w:w="0" w:type="dxa"/>
       <w:tblBorders>
-        <w:top w:val="single" w:sz="4" w:space="0" w:color="auto"/>
-        <w:left w:val="single" w:sz="4" w:space="0" w:color="auto"/>
-        <w:bottom w:val="single" w:sz="4" w:space="0" w:color="auto"/>
-        <w:right w:val="single" w:sz="4" w:space="0" w:color="auto"/>
-        <w:insideH w:val="single" w:sz="4" w:space="0" w:color="auto"/>
-        <w:insideV w:val="single" w:sz="4" w:space="0" w:color="auto"/>
+        <w:top w:val="single" w:color="auto" w:sz="4" w:space="0"/>
+        <w:left w:val="single" w:color="auto" w:sz="4" w:space="0"/>
+        <w:bottom w:val="single" w:color="auto" w:sz="4" w:space="0"/>
+        <w:right w:val="single" w:color="auto" w:sz="4" w:space="0"/>
+        <w:insideH w:val="single" w:color="auto" w:sz="4" w:space="0"/>
+        <w:insideV w:val="single" w:color="auto" w:sz="4" w:space="0"/>
       </w:tblBorders>
       <w:tblCellMar>
         <w:top w:w="0" w:type="dxa"/>
@@ -1632,6 +1538,5 @@
     </a:fmtScheme>
   </a:themeElements>
   <a:objectDefaults/>
-  <a:extraClrSchemeLst/>
 </a:theme>
 </file>
--- a/Commons/InventoryWebApp/src/main/webapp/WEB-INF/Templates/销货单.docx
+++ b/Commons/InventoryWebApp/src/main/webapp/WEB-INF/Templates/销货单.docx
@@ -6,8 +6,6 @@
       <w:pPr>
         <w:jc w:val="center"/>
       </w:pPr>
-      <w:bookmarkStart w:id="0" w:name="_GoBack"/>
-      <w:bookmarkEnd w:id="0"/>
     </w:p>
     <w:p>
       <w:pPr>
@@ -250,8 +248,10 @@
                 <w:color w:val="000000"/>
                 <w:lang w:val="en-US" w:eastAsia="zh-CN"/>
               </w:rPr>
-              <w:t>领料人：{{accepter}}}</w:t>
-            </w:r>
+              <w:t>领料人：{{accepter}}</w:t>
+            </w:r>
+            <w:bookmarkStart w:id="0" w:name="_GoBack"/>
+            <w:bookmarkEnd w:id="0"/>
           </w:p>
         </w:tc>
       </w:tr>
